--- a/EXPORTS/DOCX/published/niveau3/Dutch/MOudenbosch.docx
+++ b/EXPORTS/DOCX/published/niveau3/Dutch/MOudenbosch.docx
@@ -188,7 +188,7 @@
           <w:rFonts w:ascii="Charis SIL Regular" w:hAnsi="Charis SIL Regular" w:eastAsia="Charis SIL Regular"/>
           <w:b w:val="0"/>
           <w:i w:val="0"/>
-          <w:color w:val="0066CC"/>
+          <w:color w:val="0000FF"/>
           <w:sz w:val="24"/>
           <w:u w:val="single"/>
         </w:rPr>
@@ -206,7 +206,7 @@
           <w:rFonts w:ascii="Charis SIL Regular" w:hAnsi="Charis SIL Regular" w:eastAsia="Charis SIL Regular"/>
           <w:b w:val="0"/>
           <w:i w:val="0"/>
-          <w:color w:val="0066CC"/>
+          <w:color w:val="0000FF"/>
           <w:sz w:val="24"/>
           <w:u w:val="single"/>
         </w:rPr>
@@ -217,7 +217,7 @@
           <w:rFonts w:ascii="Charis SIL Regular" w:hAnsi="Charis SIL Regular" w:eastAsia="Charis SIL Regular"/>
           <w:b w:val="0"/>
           <w:i w:val="0"/>
-          <w:color w:val="0066CC"/>
+          <w:color w:val="0000FF"/>
           <w:sz w:val="24"/>
           <w:u w:val="single"/>
         </w:rPr>
@@ -409,7 +409,7 @@
           <w:rFonts w:ascii="Charis SIL Regular" w:hAnsi="Charis SIL Regular" w:eastAsia="Charis SIL Regular"/>
           <w:b w:val="0"/>
           <w:i w:val="0"/>
-          <w:color w:val="0066CC"/>
+          <w:color w:val="0000FF"/>
           <w:sz w:val="24"/>
           <w:u w:val="single"/>
         </w:rPr>
@@ -427,7 +427,7 @@
           <w:rFonts w:ascii="Charis SIL Regular" w:hAnsi="Charis SIL Regular" w:eastAsia="Charis SIL Regular"/>
           <w:b w:val="0"/>
           <w:i w:val="0"/>
-          <w:color w:val="0066CC"/>
+          <w:color w:val="0000FF"/>
           <w:sz w:val="24"/>
           <w:u w:val="single"/>
         </w:rPr>
@@ -438,7 +438,7 @@
           <w:rFonts w:ascii="Charis SIL Regular" w:hAnsi="Charis SIL Regular" w:eastAsia="Charis SIL Regular"/>
           <w:b w:val="0"/>
           <w:i w:val="0"/>
-          <w:color w:val="0066CC"/>
+          <w:color w:val="0000FF"/>
           <w:sz w:val="24"/>
           <w:u w:val="single"/>
         </w:rPr>
@@ -473,7 +473,7 @@
       </w:r>
       <w:r>
         <w:rPr>
-          <w:u w:val="single" w:color="0066cc"/>
+          <w:u w:val="single" w:color="0000ff"/>
           <w:rFonts w:ascii="Charis SIL Regular" w:hAnsi="Charis SIL Regular" w:eastAsia="Charis SIL Regular"/>
           <w:b w:val="0"/>
           <w:i w:val="0"/>
@@ -491,7 +491,7 @@
       </w:r>
       <w:r>
         <w:rPr>
-          <w:u w:val="single" w:color="0066cc"/>
+          <w:u w:val="single" w:color="0000ff"/>
           <w:rFonts w:ascii="Charis SIL Regular" w:hAnsi="Charis SIL Regular" w:eastAsia="Charis SIL Regular"/>
           <w:b w:val="0"/>
           <w:i w:val="0"/>
@@ -509,7 +509,7 @@
       </w:r>
       <w:r>
         <w:rPr>
-          <w:u w:val="single" w:color="0066cc"/>
+          <w:u w:val="single" w:color="0000ff"/>
           <w:rFonts w:ascii="Charis SIL Regular" w:hAnsi="Charis SIL Regular" w:eastAsia="Charis SIL Regular"/>
           <w:b w:val="0"/>
           <w:i w:val="0"/>
@@ -720,7 +720,7 @@
           <w:rFonts w:ascii="Charis SIL Regular" w:hAnsi="Charis SIL Regular" w:eastAsia="Charis SIL Regular"/>
           <w:b w:val="0"/>
           <w:i w:val="0"/>
-          <w:color w:val="0066CC"/>
+          <w:color w:val="0000FF"/>
           <w:sz w:val="24"/>
           <w:u w:val="single"/>
         </w:rPr>
@@ -738,7 +738,7 @@
           <w:rFonts w:ascii="Charis SIL Regular" w:hAnsi="Charis SIL Regular" w:eastAsia="Charis SIL Regular"/>
           <w:b w:val="0"/>
           <w:i w:val="0"/>
-          <w:color w:val="0066CC"/>
+          <w:color w:val="0000FF"/>
           <w:sz w:val="24"/>
           <w:u w:val="single"/>
         </w:rPr>
@@ -749,7 +749,7 @@
           <w:rFonts w:ascii="Charis SIL Regular" w:hAnsi="Charis SIL Regular" w:eastAsia="Charis SIL Regular"/>
           <w:b w:val="0"/>
           <w:i w:val="0"/>
-          <w:color w:val="0066CC"/>
+          <w:color w:val="0000FF"/>
           <w:sz w:val="24"/>
           <w:u w:val="single"/>
         </w:rPr>
@@ -837,7 +837,7 @@
           <w:rFonts w:ascii="Charis SIL Regular" w:hAnsi="Charis SIL Regular" w:eastAsia="Charis SIL Regular"/>
           <w:b w:val="0"/>
           <w:i w:val="0"/>
-          <w:color w:val="0066CC"/>
+          <w:color w:val="0000FF"/>
           <w:sz w:val="24"/>
           <w:u w:val="single"/>
         </w:rPr>
@@ -875,7 +875,7 @@
           <w:rFonts w:ascii="Charis SIL Regular" w:hAnsi="Charis SIL Regular" w:eastAsia="Charis SIL Regular"/>
           <w:b w:val="0"/>
           <w:i w:val="0"/>
-          <w:color w:val="0066CC"/>
+          <w:color w:val="0000FF"/>
           <w:sz w:val="24"/>
           <w:u w:val="single"/>
         </w:rPr>
@@ -893,7 +893,7 @@
           <w:rFonts w:ascii="Charis SIL Regular" w:hAnsi="Charis SIL Regular" w:eastAsia="Charis SIL Regular"/>
           <w:b w:val="0"/>
           <w:i w:val="0"/>
-          <w:color w:val="0066CC"/>
+          <w:color w:val="0000FF"/>
           <w:sz w:val="24"/>
           <w:u w:val="single"/>
         </w:rPr>
@@ -904,7 +904,7 @@
           <w:rFonts w:ascii="Charis SIL Regular" w:hAnsi="Charis SIL Regular" w:eastAsia="Charis SIL Regular"/>
           <w:b w:val="0"/>
           <w:i w:val="0"/>
-          <w:color w:val="0066CC"/>
+          <w:color w:val="0000FF"/>
           <w:sz w:val="24"/>
           <w:u w:val="single"/>
         </w:rPr>
@@ -913,7 +913,7 @@
             <w:rPr>
               <w:rStyle w:val="Hyperlink"/>
             </w:rPr>
-            <w:t>Bra</w:t>
+            <w:t>Brab</w:t>
           </w:r>
         </w:hyperlink>
       </w:r>
@@ -922,29 +922,11 @@
           <w:rFonts w:ascii="Charis SIL Regular" w:hAnsi="Charis SIL Regular" w:eastAsia="Charis SIL Regular"/>
           <w:b w:val="0"/>
           <w:i w:val="0"/>
-          <w:color w:val="0066CC"/>
+          <w:color w:val="0000FF"/>
           <w:sz w:val="24"/>
           <w:u w:val="single"/>
         </w:rPr>
         <w:hyperlink r:id="rId13" w:history="1">
-          <w:r>
-            <w:rPr>
-              <w:rStyle w:val="Hyperlink"/>
-            </w:rPr>
-            <w:t>b</w:t>
-          </w:r>
-        </w:hyperlink>
-      </w:r>
-      <w:r>
-        <w:rPr>
-          <w:rFonts w:ascii="Charis SIL Regular" w:hAnsi="Charis SIL Regular" w:eastAsia="Charis SIL Regular"/>
-          <w:b w:val="0"/>
-          <w:i w:val="0"/>
-          <w:color w:val="0066CC"/>
-          <w:sz w:val="24"/>
-          <w:u w:val="single"/>
-        </w:rPr>
-        <w:hyperlink r:id="rId12" w:history="1">
           <w:r>
             <w:rPr>
               <w:rStyle w:val="Hyperlink"/>
@@ -955,7 +937,7 @@
       </w:r>
       <w:r>
         <w:rPr>
-          <w:u w:val="single" w:color="0066cc"/>
+          <w:u w:val="single" w:color="0000ff"/>
           <w:rFonts w:ascii="Charis SIL Regular" w:hAnsi="Charis SIL Regular" w:eastAsia="Charis SIL Regular"/>
           <w:b w:val="0"/>
           <w:i w:val="0"/>
@@ -1035,7 +1017,7 @@
           <w:rFonts w:ascii="Charis SIL Regular" w:hAnsi="Charis SIL Regular" w:eastAsia="Charis SIL Regular"/>
           <w:b w:val="0"/>
           <w:i w:val="0"/>
-          <w:color w:val="0066CC"/>
+          <w:color w:val="0000FF"/>
           <w:sz w:val="24"/>
           <w:u w:val="single"/>
         </w:rPr>
@@ -1056,7 +1038,7 @@
           <w:rFonts w:ascii="Charis SIL Regular" w:hAnsi="Charis SIL Regular" w:eastAsia="Charis SIL Regular"/>
           <w:b w:val="0"/>
           <w:i w:val="0"/>
-          <w:color w:val="0066CC"/>
+          <w:color w:val="0000FF"/>
           <w:sz w:val="24"/>
           <w:u w:val="single"/>
         </w:rPr>
@@ -1080,7 +1062,7 @@
           <w:rFonts w:ascii="Charis SIL Regular" w:hAnsi="Charis SIL Regular" w:eastAsia="Charis SIL Regular"/>
           <w:b w:val="0"/>
           <w:i w:val="0"/>
-          <w:color w:val="0066CC"/>
+          <w:color w:val="0000FF"/>
           <w:sz w:val="24"/>
           <w:u w:val="single"/>
         </w:rPr>
@@ -1091,7 +1073,7 @@
           <w:rFonts w:ascii="Charis SIL Regular" w:hAnsi="Charis SIL Regular" w:eastAsia="Charis SIL Regular"/>
           <w:b w:val="0"/>
           <w:i w:val="0"/>
-          <w:color w:val="0066CC"/>
+          <w:color w:val="0000FF"/>
           <w:sz w:val="24"/>
           <w:u w:val="single"/>
         </w:rPr>
@@ -1102,7 +1084,7 @@
           <w:rFonts w:ascii="Charis SIL Regular" w:hAnsi="Charis SIL Regular" w:eastAsia="Charis SIL Regular"/>
           <w:b w:val="0"/>
           <w:i w:val="0"/>
-          <w:color w:val="0066CC"/>
+          <w:color w:val="0000FF"/>
           <w:sz w:val="24"/>
         </w:rPr>
         <w:t>s</w:t>
@@ -1125,7 +1107,7 @@
           <w:rFonts w:ascii="Charis SIL Regular" w:hAnsi="Charis SIL Regular" w:eastAsia="Charis SIL Regular"/>
           <w:b w:val="0"/>
           <w:i w:val="0"/>
-          <w:color w:val="0066CC"/>
+          <w:color w:val="0000FF"/>
           <w:sz w:val="24"/>
           <w:u w:val="single"/>
         </w:rPr>
@@ -1136,7 +1118,7 @@
           <w:rFonts w:ascii="Charis SIL Regular" w:hAnsi="Charis SIL Regular" w:eastAsia="Charis SIL Regular"/>
           <w:b w:val="0"/>
           <w:i w:val="0"/>
-          <w:color w:val="0066CC"/>
+          <w:color w:val="0000FF"/>
           <w:sz w:val="24"/>
           <w:u w:val="single"/>
         </w:rPr>
@@ -1160,7 +1142,7 @@
           <w:rFonts w:ascii="Charis SIL Regular" w:hAnsi="Charis SIL Regular" w:eastAsia="Charis SIL Regular"/>
           <w:b w:val="0"/>
           <w:i w:val="0"/>
-          <w:color w:val="0066CC"/>
+          <w:color w:val="0000FF"/>
           <w:sz w:val="24"/>
           <w:u w:val="single"/>
         </w:rPr>
@@ -1171,7 +1153,7 @@
           <w:rFonts w:ascii="Charis SIL Regular" w:hAnsi="Charis SIL Regular" w:eastAsia="Charis SIL Regular"/>
           <w:b w:val="0"/>
           <w:i w:val="0"/>
-          <w:color w:val="0066CC"/>
+          <w:color w:val="0000FF"/>
           <w:sz w:val="24"/>
           <w:u w:val="single"/>
         </w:rPr>
@@ -1195,7 +1177,7 @@
           <w:rFonts w:ascii="Charis SIL Regular" w:hAnsi="Charis SIL Regular" w:eastAsia="Charis SIL Regular"/>
           <w:b w:val="0"/>
           <w:i w:val="0"/>
-          <w:color w:val="0066CC"/>
+          <w:color w:val="0000FF"/>
           <w:sz w:val="24"/>
           <w:u w:val="single"/>
         </w:rPr>
@@ -1219,7 +1201,7 @@
           <w:rFonts w:ascii="Charis SIL Regular" w:hAnsi="Charis SIL Regular" w:eastAsia="Charis SIL Regular"/>
           <w:b w:val="0"/>
           <w:i w:val="0"/>
-          <w:color w:val="0066CC"/>
+          <w:color w:val="0000FF"/>
           <w:sz w:val="24"/>
           <w:u w:val="single"/>
         </w:rPr>
@@ -1243,7 +1225,7 @@
           <w:rFonts w:ascii="Charis SIL Regular" w:hAnsi="Charis SIL Regular" w:eastAsia="Charis SIL Regular"/>
           <w:b w:val="0"/>
           <w:i w:val="0"/>
-          <w:color w:val="0066CC"/>
+          <w:color w:val="0000FF"/>
           <w:sz w:val="24"/>
           <w:u w:val="single"/>
         </w:rPr>
@@ -1267,7 +1249,7 @@
           <w:rFonts w:ascii="Charis SIL Regular" w:hAnsi="Charis SIL Regular" w:eastAsia="Charis SIL Regular"/>
           <w:b w:val="0"/>
           <w:i w:val="0"/>
-          <w:color w:val="0066CC"/>
+          <w:color w:val="0000FF"/>
           <w:sz w:val="24"/>
           <w:u w:val="single"/>
         </w:rPr>
@@ -1291,7 +1273,7 @@
           <w:rFonts w:ascii="Charis SIL Regular" w:hAnsi="Charis SIL Regular" w:eastAsia="Charis SIL Regular"/>
           <w:b w:val="0"/>
           <w:i w:val="0"/>
-          <w:color w:val="0066CC"/>
+          <w:color w:val="0000FF"/>
           <w:sz w:val="24"/>
           <w:u w:val="single"/>
         </w:rPr>
@@ -1302,7 +1284,7 @@
           <w:rFonts w:ascii="Charis SIL Regular" w:hAnsi="Charis SIL Regular" w:eastAsia="Charis SIL Regular"/>
           <w:b w:val="0"/>
           <w:i w:val="0"/>
-          <w:color w:val="0066CC"/>
+          <w:color w:val="0000FF"/>
           <w:sz w:val="24"/>
           <w:u w:val="single"/>
         </w:rPr>
@@ -1326,7 +1308,7 @@
           <w:rFonts w:ascii="Charis SIL Regular" w:hAnsi="Charis SIL Regular" w:eastAsia="Charis SIL Regular"/>
           <w:b w:val="0"/>
           <w:i w:val="0"/>
-          <w:color w:val="0066CC"/>
+          <w:color w:val="0000FF"/>
           <w:sz w:val="24"/>
           <w:u w:val="single"/>
         </w:rPr>
@@ -1350,7 +1332,7 @@
           <w:rFonts w:ascii="Charis SIL Regular" w:hAnsi="Charis SIL Regular" w:eastAsia="Charis SIL Regular"/>
           <w:b w:val="0"/>
           <w:i w:val="0"/>
-          <w:color w:val="0066CC"/>
+          <w:color w:val="0000FF"/>
           <w:sz w:val="24"/>
           <w:u w:val="single"/>
         </w:rPr>
@@ -1361,7 +1343,7 @@
           <w:rFonts w:ascii="Charis SIL Regular" w:hAnsi="Charis SIL Regular" w:eastAsia="Charis SIL Regular"/>
           <w:b w:val="0"/>
           <w:i w:val="0"/>
-          <w:color w:val="0066CC"/>
+          <w:color w:val="0000FF"/>
           <w:sz w:val="24"/>
           <w:u w:val="single"/>
         </w:rPr>
@@ -1502,7 +1484,7 @@
           <w:rFonts w:ascii="Charis SIL Regular" w:hAnsi="Charis SIL Regular" w:eastAsia="Charis SIL Regular"/>
           <w:b w:val="0"/>
           <w:i w:val="0"/>
-          <w:color w:val="0066CC"/>
+          <w:color w:val="0000FF"/>
           <w:sz w:val="24"/>
           <w:u w:val="single"/>
         </w:rPr>
@@ -1520,7 +1502,7 @@
           <w:rFonts w:ascii="Charis SIL Regular" w:hAnsi="Charis SIL Regular" w:eastAsia="Charis SIL Regular"/>
           <w:b w:val="0"/>
           <w:i w:val="0"/>
-          <w:color w:val="0066CC"/>
+          <w:color w:val="0000FF"/>
           <w:sz w:val="24"/>
           <w:u w:val="single"/>
         </w:rPr>
@@ -1538,7 +1520,7 @@
           <w:rFonts w:ascii="Charis SIL Regular" w:hAnsi="Charis SIL Regular" w:eastAsia="Charis SIL Regular"/>
           <w:b w:val="0"/>
           <w:i w:val="0"/>
-          <w:color w:val="0066CC"/>
+          <w:color w:val="0000FF"/>
           <w:sz w:val="24"/>
           <w:u w:val="single"/>
         </w:rPr>
@@ -1629,7 +1611,7 @@
           <w:rFonts w:ascii="Charis SIL Regular" w:hAnsi="Charis SIL Regular" w:eastAsia="Charis SIL Regular"/>
           <w:b w:val="0"/>
           <w:i w:val="0"/>
-          <w:color w:val="0066CC"/>
+          <w:color w:val="0000FF"/>
           <w:sz w:val="24"/>
           <w:u w:val="single"/>
         </w:rPr>
@@ -1647,7 +1629,7 @@
           <w:rFonts w:ascii="Charis SIL Regular" w:hAnsi="Charis SIL Regular" w:eastAsia="Charis SIL Regular"/>
           <w:b w:val="0"/>
           <w:i w:val="0"/>
-          <w:color w:val="0066CC"/>
+          <w:color w:val="0000FF"/>
           <w:sz w:val="24"/>
           <w:u w:val="single"/>
         </w:rPr>
@@ -1665,7 +1647,7 @@
           <w:rFonts w:ascii="Charis SIL Regular" w:hAnsi="Charis SIL Regular" w:eastAsia="Charis SIL Regular"/>
           <w:b w:val="0"/>
           <w:i w:val="0"/>
-          <w:color w:val="0066CC"/>
+          <w:color w:val="0000FF"/>
           <w:sz w:val="24"/>
           <w:u w:val="single"/>
         </w:rPr>
@@ -1683,7 +1665,7 @@
           <w:rFonts w:ascii="Charis SIL Regular" w:hAnsi="Charis SIL Regular" w:eastAsia="Charis SIL Regular"/>
           <w:b w:val="0"/>
           <w:i w:val="0"/>
-          <w:color w:val="0066CC"/>
+          <w:color w:val="0000FF"/>
           <w:sz w:val="24"/>
           <w:u w:val="single"/>
         </w:rPr>
@@ -1701,7 +1683,7 @@
           <w:rFonts w:ascii="Charis SIL Regular" w:hAnsi="Charis SIL Regular" w:eastAsia="Charis SIL Regular"/>
           <w:b w:val="0"/>
           <w:i w:val="0"/>
-          <w:color w:val="0066CC"/>
+          <w:color w:val="0000FF"/>
           <w:sz w:val="24"/>
           <w:u w:val="single"/>
         </w:rPr>
@@ -1719,7 +1701,7 @@
           <w:rFonts w:ascii="Charis SIL Regular" w:hAnsi="Charis SIL Regular" w:eastAsia="Charis SIL Regular"/>
           <w:b w:val="0"/>
           <w:i w:val="0"/>
-          <w:color w:val="0066CC"/>
+          <w:color w:val="0000FF"/>
           <w:sz w:val="24"/>
           <w:u w:val="single"/>
         </w:rPr>
@@ -1737,7 +1719,7 @@
           <w:rFonts w:ascii="Charis SIL Regular" w:hAnsi="Charis SIL Regular" w:eastAsia="Charis SIL Regular"/>
           <w:b w:val="0"/>
           <w:i w:val="0"/>
-          <w:color w:val="0066CC"/>
+          <w:color w:val="0000FF"/>
           <w:sz w:val="24"/>
           <w:u w:val="single"/>
         </w:rPr>
@@ -1755,7 +1737,7 @@
           <w:rFonts w:ascii="Charis SIL Regular" w:hAnsi="Charis SIL Regular" w:eastAsia="Charis SIL Regular"/>
           <w:b w:val="0"/>
           <w:i w:val="0"/>
-          <w:color w:val="0066CC"/>
+          <w:color w:val="0000FF"/>
           <w:sz w:val="24"/>
           <w:u w:val="single"/>
         </w:rPr>
@@ -1853,7 +1835,7 @@
           <w:rFonts w:ascii="Charis SIL Regular" w:hAnsi="Charis SIL Regular" w:eastAsia="Charis SIL Regular"/>
           <w:b w:val="0"/>
           <w:i w:val="0"/>
-          <w:color w:val="0066CC"/>
+          <w:color w:val="0000FF"/>
           <w:sz w:val="24"/>
         </w:rPr>
         <w:hyperlink r:id="rId15" w:history="1">
@@ -1870,7 +1852,7 @@
           <w:rFonts w:ascii="Charis SIL Regular" w:hAnsi="Charis SIL Regular" w:eastAsia="Charis SIL Regular"/>
           <w:b w:val="0"/>
           <w:i w:val="0"/>
-          <w:color w:val="0066CC"/>
+          <w:color w:val="0000FF"/>
           <w:sz w:val="24"/>
         </w:rPr>
         <w:hyperlink r:id="rId15" w:history="1">
@@ -1887,7 +1869,7 @@
           <w:rFonts w:ascii="Charis SIL Regular" w:hAnsi="Charis SIL Regular" w:eastAsia="Charis SIL Regular"/>
           <w:b w:val="0"/>
           <w:i w:val="0"/>
-          <w:color w:val="0066CC"/>
+          <w:color w:val="0000FF"/>
           <w:sz w:val="24"/>
         </w:rPr>
         <w:hyperlink r:id="rId15" w:history="1">
@@ -1904,7 +1886,7 @@
           <w:rFonts w:ascii="Charis SIL Regular" w:hAnsi="Charis SIL Regular" w:eastAsia="Charis SIL Regular"/>
           <w:b w:val="0"/>
           <w:i w:val="0"/>
-          <w:color w:val="0066CC"/>
+          <w:color w:val="0000FF"/>
           <w:sz w:val="24"/>
         </w:rPr>
         <w:hyperlink r:id="rId15" w:history="1">
@@ -1921,7 +1903,7 @@
           <w:rFonts w:ascii="Charis SIL Regular" w:hAnsi="Charis SIL Regular" w:eastAsia="Charis SIL Regular"/>
           <w:b w:val="0"/>
           <w:i w:val="0"/>
-          <w:color w:val="0066CC"/>
+          <w:color w:val="0000FF"/>
           <w:sz w:val="24"/>
         </w:rPr>
         <w:hyperlink r:id="rId15" w:history="1">
@@ -1938,7 +1920,7 @@
           <w:rFonts w:ascii="Charis SIL Regular" w:hAnsi="Charis SIL Regular" w:eastAsia="Charis SIL Regular"/>
           <w:b w:val="0"/>
           <w:i w:val="0"/>
-          <w:color w:val="0066CC"/>
+          <w:color w:val="0000FF"/>
           <w:sz w:val="24"/>
         </w:rPr>
         <w:hyperlink r:id="rId15" w:history="1">
@@ -1955,54 +1937,10 @@
           <w:rFonts w:ascii="Charis SIL Regular" w:hAnsi="Charis SIL Regular" w:eastAsia="Charis SIL Regular"/>
           <w:b w:val="0"/>
           <w:i w:val="0"/>
-          <w:color w:val="0066CC"/>
+          <w:color w:val="0000FF"/>
           <w:sz w:val="24"/>
-          <w:u w:val="single"/>
         </w:rPr>
-        <w:hyperlink r:id="rId15" w:history="1">
-          <w:r>
-            <w:rPr>
-              <w:rStyle w:val="Hyperlink"/>
-            </w:rPr>
-            <w:t>museum</w:t>
-          </w:r>
-        </w:hyperlink>
-      </w:r>
-      <w:r>
-        <w:rPr>
-          <w:rFonts w:ascii="Charis SIL Regular" w:hAnsi="Charis SIL Regular" w:eastAsia="Charis SIL Regular"/>
-          <w:b w:val="0"/>
-          <w:i w:val="0"/>
-          <w:color w:val="0066CC"/>
-          <w:sz w:val="24"/>
-          <w:u w:val="single"/>
-        </w:rPr>
-        <w:hyperlink r:id="rId15" w:history="1">
-          <w:r>
-            <w:rPr>
-              <w:rStyle w:val="Hyperlink"/>
-            </w:rPr>
-            <w:t>-</w:t>
-          </w:r>
-        </w:hyperlink>
-      </w:r>
-      <w:r>
-        <w:rPr>
-          <w:rFonts w:ascii="Charis SIL Regular" w:hAnsi="Charis SIL Regular" w:eastAsia="Charis SIL Regular"/>
-          <w:b w:val="0"/>
-          <w:i w:val="0"/>
-          <w:color w:val="0066CC"/>
-          <w:sz w:val="24"/>
-          <w:u w:val="single"/>
-        </w:rPr>
-        <w:hyperlink r:id="rId15" w:history="1">
-          <w:r>
-            <w:rPr>
-              <w:rStyle w:val="Hyperlink"/>
-            </w:rPr>
-            <w:t>oudenbosch/</w:t>
-          </w:r>
-        </w:hyperlink>
+        <w:t>museum-oudenbosch/</w:t>
       </w:r>
     </w:p>
     <w:p>

--- a/EXPORTS/DOCX/published/niveau3/Dutch/MOudenbosch.docx
+++ b/EXPORTS/DOCX/published/niveau3/Dutch/MOudenbosch.docx
@@ -1939,8 +1939,52 @@
           <w:i w:val="0"/>
           <w:color w:val="0000FF"/>
           <w:sz w:val="24"/>
+          <w:u w:val="single"/>
         </w:rPr>
-        <w:t>museum-oudenbosch/</w:t>
+        <w:hyperlink r:id="rId15" w:history="1">
+          <w:r>
+            <w:rPr>
+              <w:rStyle w:val="Hyperlink"/>
+            </w:rPr>
+            <w:t>museum</w:t>
+          </w:r>
+        </w:hyperlink>
+      </w:r>
+      <w:r>
+        <w:rPr>
+          <w:rFonts w:ascii="Charis SIL Regular" w:hAnsi="Charis SIL Regular" w:eastAsia="Charis SIL Regular"/>
+          <w:b w:val="0"/>
+          <w:i w:val="0"/>
+          <w:color w:val="0000FF"/>
+          <w:sz w:val="24"/>
+          <w:u w:val="single"/>
+        </w:rPr>
+        <w:hyperlink r:id="rId15" w:history="1">
+          <w:r>
+            <w:rPr>
+              <w:rStyle w:val="Hyperlink"/>
+            </w:rPr>
+            <w:t>-</w:t>
+          </w:r>
+        </w:hyperlink>
+      </w:r>
+      <w:r>
+        <w:rPr>
+          <w:rFonts w:ascii="Charis SIL Regular" w:hAnsi="Charis SIL Regular" w:eastAsia="Charis SIL Regular"/>
+          <w:b w:val="0"/>
+          <w:i w:val="0"/>
+          <w:color w:val="0000FF"/>
+          <w:sz w:val="24"/>
+          <w:u w:val="single"/>
+        </w:rPr>
+        <w:hyperlink r:id="rId15" w:history="1">
+          <w:r>
+            <w:rPr>
+              <w:rStyle w:val="Hyperlink"/>
+            </w:rPr>
+            <w:t>oudenbosch/</w:t>
+          </w:r>
+        </w:hyperlink>
       </w:r>
     </w:p>
     <w:p>

--- a/EXPORTS/DOCX/published/niveau3/Dutch/MOudenbosch.docx
+++ b/EXPORTS/DOCX/published/niveau3/Dutch/MOudenbosch.docx
@@ -877,16 +877,8 @@
           <w:i w:val="0"/>
           <w:color w:val="0000FF"/>
           <w:sz w:val="24"/>
-          <w:u w:val="single"/>
         </w:rPr>
-        <w:hyperlink r:id="rId13" w:history="1">
-          <w:r>
-            <w:rPr>
-              <w:rStyle w:val="Hyperlink"/>
-            </w:rPr>
-            <w:t>Erfgoed</w:t>
-          </w:r>
-        </w:hyperlink>
+        <w:t>Erfgoed Brab</w:t>
       </w:r>
       <w:r>
         <w:rPr>
@@ -897,36 +889,7 @@
           <w:sz w:val="24"/>
           <w:u w:val="single"/>
         </w:rPr>
-        <w:t xml:space="preserve"> </w:t>
-      </w:r>
-      <w:r>
-        <w:rPr>
-          <w:rFonts w:ascii="Charis SIL Regular" w:hAnsi="Charis SIL Regular" w:eastAsia="Charis SIL Regular"/>
-          <w:b w:val="0"/>
-          <w:i w:val="0"/>
-          <w:color w:val="0000FF"/>
-          <w:sz w:val="24"/>
-          <w:u w:val="single"/>
-        </w:rPr>
-        <w:hyperlink r:id="rId13" w:history="1">
-          <w:r>
-            <w:rPr>
-              <w:rStyle w:val="Hyperlink"/>
-            </w:rPr>
-            <w:t>Brab</w:t>
-          </w:r>
-        </w:hyperlink>
-      </w:r>
-      <w:r>
-        <w:rPr>
-          <w:rFonts w:ascii="Charis SIL Regular" w:hAnsi="Charis SIL Regular" w:eastAsia="Charis SIL Regular"/>
-          <w:b w:val="0"/>
-          <w:i w:val="0"/>
-          <w:color w:val="0000FF"/>
-          <w:sz w:val="24"/>
-          <w:u w:val="single"/>
-        </w:rPr>
-        <w:hyperlink r:id="rId13" w:history="1">
+        <w:hyperlink r:id="rId12" w:history="1">
           <w:r>
             <w:rPr>
               <w:rStyle w:val="Hyperlink"/>
@@ -1488,7 +1451,7 @@
           <w:sz w:val="24"/>
           <w:u w:val="single"/>
         </w:rPr>
-        <w:hyperlink r:id="rId14" w:history="1">
+        <w:hyperlink r:id="rId13" w:history="1">
           <w:r>
             <w:rPr>
               <w:rStyle w:val="Hyperlink"/>
@@ -1506,7 +1469,7 @@
           <w:sz w:val="24"/>
           <w:u w:val="single"/>
         </w:rPr>
-        <w:hyperlink r:id="rId14" w:history="1">
+        <w:hyperlink r:id="rId13" w:history="1">
           <w:r>
             <w:rPr>
               <w:rStyle w:val="Hyperlink"/>
@@ -1524,7 +1487,7 @@
           <w:sz w:val="24"/>
           <w:u w:val="single"/>
         </w:rPr>
-        <w:hyperlink r:id="rId14" w:history="1">
+        <w:hyperlink r:id="rId13" w:history="1">
           <w:r>
             <w:rPr>
               <w:rStyle w:val="Hyperlink"/>
@@ -1615,7 +1578,7 @@
           <w:sz w:val="24"/>
           <w:u w:val="single"/>
         </w:rPr>
-        <w:hyperlink r:id="rId13" w:history="1">
+        <w:hyperlink r:id="rId14" w:history="1">
           <w:r>
             <w:rPr>
               <w:rStyle w:val="Hyperlink"/>
@@ -1633,7 +1596,7 @@
           <w:sz w:val="24"/>
           <w:u w:val="single"/>
         </w:rPr>
-        <w:hyperlink r:id="rId13" w:history="1">
+        <w:hyperlink r:id="rId14" w:history="1">
           <w:r>
             <w:rPr>
               <w:rStyle w:val="Hyperlink"/>
@@ -1651,7 +1614,7 @@
           <w:sz w:val="24"/>
           <w:u w:val="single"/>
         </w:rPr>
-        <w:hyperlink r:id="rId13" w:history="1">
+        <w:hyperlink r:id="rId14" w:history="1">
           <w:r>
             <w:rPr>
               <w:rStyle w:val="Hyperlink"/>
@@ -1669,7 +1632,7 @@
           <w:sz w:val="24"/>
           <w:u w:val="single"/>
         </w:rPr>
-        <w:hyperlink r:id="rId13" w:history="1">
+        <w:hyperlink r:id="rId14" w:history="1">
           <w:r>
             <w:rPr>
               <w:rStyle w:val="Hyperlink"/>
@@ -1687,7 +1650,7 @@
           <w:sz w:val="24"/>
           <w:u w:val="single"/>
         </w:rPr>
-        <w:hyperlink r:id="rId13" w:history="1">
+        <w:hyperlink r:id="rId14" w:history="1">
           <w:r>
             <w:rPr>
               <w:rStyle w:val="Hyperlink"/>
@@ -1705,7 +1668,7 @@
           <w:sz w:val="24"/>
           <w:u w:val="single"/>
         </w:rPr>
-        <w:hyperlink r:id="rId13" w:history="1">
+        <w:hyperlink r:id="rId14" w:history="1">
           <w:r>
             <w:rPr>
               <w:rStyle w:val="Hyperlink"/>
@@ -1723,7 +1686,7 @@
           <w:sz w:val="24"/>
           <w:u w:val="single"/>
         </w:rPr>
-        <w:hyperlink r:id="rId13" w:history="1">
+        <w:hyperlink r:id="rId14" w:history="1">
           <w:r>
             <w:rPr>
               <w:rStyle w:val="Hyperlink"/>
@@ -1741,7 +1704,7 @@
           <w:sz w:val="24"/>
           <w:u w:val="single"/>
         </w:rPr>
-        <w:hyperlink r:id="rId13" w:history="1">
+        <w:hyperlink r:id="rId14" w:history="1">
           <w:r>
             <w:rPr>
               <w:rStyle w:val="Hyperlink"/>

--- a/EXPORTS/DOCX/published/niveau3/Dutch/MOudenbosch.docx
+++ b/EXPORTS/DOCX/published/niveau3/Dutch/MOudenbosch.docx
@@ -877,8 +877,45 @@
           <w:i w:val="0"/>
           <w:color w:val="0000FF"/>
           <w:sz w:val="24"/>
+          <w:u w:val="single"/>
         </w:rPr>
-        <w:t>Erfgoed Brab</w:t>
+        <w:hyperlink r:id="rId13" w:history="1">
+          <w:r>
+            <w:rPr>
+              <w:rStyle w:val="Hyperlink"/>
+            </w:rPr>
+            <w:t>Erfgoed</w:t>
+          </w:r>
+        </w:hyperlink>
+      </w:r>
+      <w:r>
+        <w:rPr>
+          <w:rFonts w:ascii="Charis SIL Regular" w:hAnsi="Charis SIL Regular" w:eastAsia="Charis SIL Regular"/>
+          <w:b w:val="0"/>
+          <w:i w:val="0"/>
+          <w:color w:val="0000FF"/>
+          <w:sz w:val="24"/>
+          <w:u w:val="single"/>
+        </w:rPr>
+        <w:t xml:space="preserve"> </w:t>
+      </w:r>
+      <w:r>
+        <w:rPr>
+          <w:rFonts w:ascii="Charis SIL Regular" w:hAnsi="Charis SIL Regular" w:eastAsia="Charis SIL Regular"/>
+          <w:b w:val="0"/>
+          <w:i w:val="0"/>
+          <w:color w:val="0000FF"/>
+          <w:sz w:val="24"/>
+          <w:u w:val="single"/>
+        </w:rPr>
+        <w:hyperlink r:id="rId13" w:history="1">
+          <w:r>
+            <w:rPr>
+              <w:rStyle w:val="Hyperlink"/>
+            </w:rPr>
+            <w:t>Brab</w:t>
+          </w:r>
+        </w:hyperlink>
       </w:r>
       <w:r>
         <w:rPr>
@@ -1451,7 +1488,7 @@
           <w:sz w:val="24"/>
           <w:u w:val="single"/>
         </w:rPr>
-        <w:hyperlink r:id="rId13" w:history="1">
+        <w:hyperlink r:id="rId14" w:history="1">
           <w:r>
             <w:rPr>
               <w:rStyle w:val="Hyperlink"/>
@@ -1469,7 +1506,7 @@
           <w:sz w:val="24"/>
           <w:u w:val="single"/>
         </w:rPr>
-        <w:hyperlink r:id="rId13" w:history="1">
+        <w:hyperlink r:id="rId14" w:history="1">
           <w:r>
             <w:rPr>
               <w:rStyle w:val="Hyperlink"/>
@@ -1487,7 +1524,7 @@
           <w:sz w:val="24"/>
           <w:u w:val="single"/>
         </w:rPr>
-        <w:hyperlink r:id="rId13" w:history="1">
+        <w:hyperlink r:id="rId14" w:history="1">
           <w:r>
             <w:rPr>
               <w:rStyle w:val="Hyperlink"/>
@@ -1578,7 +1615,7 @@
           <w:sz w:val="24"/>
           <w:u w:val="single"/>
         </w:rPr>
-        <w:hyperlink r:id="rId14" w:history="1">
+        <w:hyperlink r:id="rId13" w:history="1">
           <w:r>
             <w:rPr>
               <w:rStyle w:val="Hyperlink"/>
@@ -1596,7 +1633,7 @@
           <w:sz w:val="24"/>
           <w:u w:val="single"/>
         </w:rPr>
-        <w:hyperlink r:id="rId14" w:history="1">
+        <w:hyperlink r:id="rId13" w:history="1">
           <w:r>
             <w:rPr>
               <w:rStyle w:val="Hyperlink"/>
@@ -1614,7 +1651,7 @@
           <w:sz w:val="24"/>
           <w:u w:val="single"/>
         </w:rPr>
-        <w:hyperlink r:id="rId14" w:history="1">
+        <w:hyperlink r:id="rId13" w:history="1">
           <w:r>
             <w:rPr>
               <w:rStyle w:val="Hyperlink"/>
@@ -1632,7 +1669,7 @@
           <w:sz w:val="24"/>
           <w:u w:val="single"/>
         </w:rPr>
-        <w:hyperlink r:id="rId14" w:history="1">
+        <w:hyperlink r:id="rId13" w:history="1">
           <w:r>
             <w:rPr>
               <w:rStyle w:val="Hyperlink"/>
@@ -1650,7 +1687,7 @@
           <w:sz w:val="24"/>
           <w:u w:val="single"/>
         </w:rPr>
-        <w:hyperlink r:id="rId14" w:history="1">
+        <w:hyperlink r:id="rId13" w:history="1">
           <w:r>
             <w:rPr>
               <w:rStyle w:val="Hyperlink"/>
@@ -1668,7 +1705,7 @@
           <w:sz w:val="24"/>
           <w:u w:val="single"/>
         </w:rPr>
-        <w:hyperlink r:id="rId14" w:history="1">
+        <w:hyperlink r:id="rId13" w:history="1">
           <w:r>
             <w:rPr>
               <w:rStyle w:val="Hyperlink"/>
@@ -1686,7 +1723,7 @@
           <w:sz w:val="24"/>
           <w:u w:val="single"/>
         </w:rPr>
-        <w:hyperlink r:id="rId14" w:history="1">
+        <w:hyperlink r:id="rId13" w:history="1">
           <w:r>
             <w:rPr>
               <w:rStyle w:val="Hyperlink"/>
@@ -1704,7 +1741,7 @@
           <w:sz w:val="24"/>
           <w:u w:val="single"/>
         </w:rPr>
-        <w:hyperlink r:id="rId14" w:history="1">
+        <w:hyperlink r:id="rId13" w:history="1">
           <w:r>
             <w:rPr>
               <w:rStyle w:val="Hyperlink"/>

--- a/EXPORTS/DOCX/published/niveau3/Dutch/MOudenbosch.docx
+++ b/EXPORTS/DOCX/published/niveau3/Dutch/MOudenbosch.docx
@@ -926,7 +926,7 @@
           <w:sz w:val="24"/>
           <w:u w:val="single"/>
         </w:rPr>
-        <w:hyperlink r:id="rId12" w:history="1">
+        <w:hyperlink r:id="rId13" w:history="1">
           <w:r>
             <w:rPr>
               <w:rStyle w:val="Hyperlink"/>

--- a/EXPORTS/DOCX/published/niveau3/Dutch/MOudenbosch.docx
+++ b/EXPORTS/DOCX/published/niveau3/Dutch/MOudenbosch.docx
@@ -908,14 +908,7 @@
           <w:sz w:val="24"/>
           <w:u w:val="single"/>
         </w:rPr>
-        <w:hyperlink r:id="rId13" w:history="1">
-          <w:r>
-            <w:rPr>
-              <w:rStyle w:val="Hyperlink"/>
-            </w:rPr>
-            <w:t>Brab</w:t>
-          </w:r>
-        </w:hyperlink>
+        <w:t>Brab</w:t>
       </w:r>
       <w:r>
         <w:rPr>
@@ -926,7 +919,7 @@
           <w:sz w:val="24"/>
           <w:u w:val="single"/>
         </w:rPr>
-        <w:hyperlink r:id="rId13" w:history="1">
+        <w:hyperlink r:id="rId12" w:history="1">
           <w:r>
             <w:rPr>
               <w:rStyle w:val="Hyperlink"/>
@@ -1977,14 +1970,7 @@
           <w:sz w:val="24"/>
           <w:u w:val="single"/>
         </w:rPr>
-        <w:hyperlink r:id="rId15" w:history="1">
-          <w:r>
-            <w:rPr>
-              <w:rStyle w:val="Hyperlink"/>
-            </w:rPr>
-            <w:t>oudenbosch/</w:t>
-          </w:r>
-        </w:hyperlink>
+        <w:t>oudenbosch/</w:t>
       </w:r>
     </w:p>
     <w:p>

--- a/EXPORTS/DOCX/published/niveau3/Dutch/MOudenbosch.docx
+++ b/EXPORTS/DOCX/published/niveau3/Dutch/MOudenbosch.docx
@@ -908,7 +908,14 @@
           <w:sz w:val="24"/>
           <w:u w:val="single"/>
         </w:rPr>
-        <w:t>Brab</w:t>
+        <w:hyperlink r:id="rId13" w:history="1">
+          <w:r>
+            <w:rPr>
+              <w:rStyle w:val="Hyperlink"/>
+            </w:rPr>
+            <w:t>Brab</w:t>
+          </w:r>
+        </w:hyperlink>
       </w:r>
       <w:r>
         <w:rPr>
@@ -919,7 +926,7 @@
           <w:sz w:val="24"/>
           <w:u w:val="single"/>
         </w:rPr>
-        <w:hyperlink r:id="rId12" w:history="1">
+        <w:hyperlink r:id="rId13" w:history="1">
           <w:r>
             <w:rPr>
               <w:rStyle w:val="Hyperlink"/>
@@ -1932,45 +1939,8 @@
           <w:i w:val="0"/>
           <w:color w:val="0000FF"/>
           <w:sz w:val="24"/>
-          <w:u w:val="single"/>
         </w:rPr>
-        <w:hyperlink r:id="rId15" w:history="1">
-          <w:r>
-            <w:rPr>
-              <w:rStyle w:val="Hyperlink"/>
-            </w:rPr>
-            <w:t>museum</w:t>
-          </w:r>
-        </w:hyperlink>
-      </w:r>
-      <w:r>
-        <w:rPr>
-          <w:rFonts w:ascii="Charis SIL Regular" w:hAnsi="Charis SIL Regular" w:eastAsia="Charis SIL Regular"/>
-          <w:b w:val="0"/>
-          <w:i w:val="0"/>
-          <w:color w:val="0000FF"/>
-          <w:sz w:val="24"/>
-          <w:u w:val="single"/>
-        </w:rPr>
-        <w:hyperlink r:id="rId15" w:history="1">
-          <w:r>
-            <w:rPr>
-              <w:rStyle w:val="Hyperlink"/>
-            </w:rPr>
-            <w:t>-</w:t>
-          </w:r>
-        </w:hyperlink>
-      </w:r>
-      <w:r>
-        <w:rPr>
-          <w:rFonts w:ascii="Charis SIL Regular" w:hAnsi="Charis SIL Regular" w:eastAsia="Charis SIL Regular"/>
-          <w:b w:val="0"/>
-          <w:i w:val="0"/>
-          <w:color w:val="0000FF"/>
-          <w:sz w:val="24"/>
-          <w:u w:val="single"/>
-        </w:rPr>
-        <w:t>oudenbosch/</w:t>
+        <w:t>museum-oudenbosch/</w:t>
       </w:r>
     </w:p>
     <w:p>

--- a/EXPORTS/DOCX/published/niveau3/Dutch/MOudenbosch.docx
+++ b/EXPORTS/DOCX/published/niveau3/Dutch/MOudenbosch.docx
@@ -906,7 +906,6 @@
           <w:i w:val="0"/>
           <w:color w:val="0000FF"/>
           <w:sz w:val="24"/>
-          <w:u w:val="single"/>
         </w:rPr>
         <w:hyperlink r:id="rId13" w:history="1">
           <w:r>
@@ -1939,8 +1938,52 @@
           <w:i w:val="0"/>
           <w:color w:val="0000FF"/>
           <w:sz w:val="24"/>
+          <w:u w:val="single"/>
         </w:rPr>
-        <w:t>museum-oudenbosch/</w:t>
+        <w:hyperlink r:id="rId15" w:history="1">
+          <w:r>
+            <w:rPr>
+              <w:rStyle w:val="Hyperlink"/>
+            </w:rPr>
+            <w:t>museum</w:t>
+          </w:r>
+        </w:hyperlink>
+      </w:r>
+      <w:r>
+        <w:rPr>
+          <w:rFonts w:ascii="Charis SIL Regular" w:hAnsi="Charis SIL Regular" w:eastAsia="Charis SIL Regular"/>
+          <w:b w:val="0"/>
+          <w:i w:val="0"/>
+          <w:color w:val="0000FF"/>
+          <w:sz w:val="24"/>
+          <w:u w:val="single"/>
+        </w:rPr>
+        <w:hyperlink r:id="rId15" w:history="1">
+          <w:r>
+            <w:rPr>
+              <w:rStyle w:val="Hyperlink"/>
+            </w:rPr>
+            <w:t>-</w:t>
+          </w:r>
+        </w:hyperlink>
+      </w:r>
+      <w:r>
+        <w:rPr>
+          <w:rFonts w:ascii="Charis SIL Regular" w:hAnsi="Charis SIL Regular" w:eastAsia="Charis SIL Regular"/>
+          <w:b w:val="0"/>
+          <w:i w:val="0"/>
+          <w:color w:val="0000FF"/>
+          <w:sz w:val="24"/>
+          <w:u w:val="single"/>
+        </w:rPr>
+        <w:hyperlink r:id="rId15" w:history="1">
+          <w:r>
+            <w:rPr>
+              <w:rStyle w:val="Hyperlink"/>
+            </w:rPr>
+            <w:t>oudenbosch/</w:t>
+          </w:r>
+        </w:hyperlink>
       </w:r>
     </w:p>
     <w:p>

--- a/EXPORTS/DOCX/published/niveau3/Dutch/MOudenbosch.docx
+++ b/EXPORTS/DOCX/published/niveau3/Dutch/MOudenbosch.docx
@@ -877,16 +877,8 @@
           <w:i w:val="0"/>
           <w:color w:val="0000FF"/>
           <w:sz w:val="24"/>
-          <w:u w:val="single"/>
         </w:rPr>
-        <w:hyperlink r:id="rId13" w:history="1">
-          <w:r>
-            <w:rPr>
-              <w:rStyle w:val="Hyperlink"/>
-            </w:rPr>
-            <w:t>Erfgoed</w:t>
-          </w:r>
-        </w:hyperlink>
+        <w:t>Erfgoed Brab</w:t>
       </w:r>
       <w:r>
         <w:rPr>
@@ -897,35 +889,7 @@
           <w:sz w:val="24"/>
           <w:u w:val="single"/>
         </w:rPr>
-        <w:t xml:space="preserve"> </w:t>
-      </w:r>
-      <w:r>
-        <w:rPr>
-          <w:rFonts w:ascii="Charis SIL Regular" w:hAnsi="Charis SIL Regular" w:eastAsia="Charis SIL Regular"/>
-          <w:b w:val="0"/>
-          <w:i w:val="0"/>
-          <w:color w:val="0000FF"/>
-          <w:sz w:val="24"/>
-        </w:rPr>
-        <w:hyperlink r:id="rId13" w:history="1">
-          <w:r>
-            <w:rPr>
-              <w:rStyle w:val="Hyperlink"/>
-            </w:rPr>
-            <w:t>Brab</w:t>
-          </w:r>
-        </w:hyperlink>
-      </w:r>
-      <w:r>
-        <w:rPr>
-          <w:rFonts w:ascii="Charis SIL Regular" w:hAnsi="Charis SIL Regular" w:eastAsia="Charis SIL Regular"/>
-          <w:b w:val="0"/>
-          <w:i w:val="0"/>
-          <w:color w:val="0000FF"/>
-          <w:sz w:val="24"/>
-          <w:u w:val="single"/>
-        </w:rPr>
-        <w:hyperlink r:id="rId13" w:history="1">
+        <w:hyperlink r:id="rId12" w:history="1">
           <w:r>
             <w:rPr>
               <w:rStyle w:val="Hyperlink"/>
@@ -1487,7 +1451,7 @@
           <w:sz w:val="24"/>
           <w:u w:val="single"/>
         </w:rPr>
-        <w:hyperlink r:id="rId14" w:history="1">
+        <w:hyperlink r:id="rId13" w:history="1">
           <w:r>
             <w:rPr>
               <w:rStyle w:val="Hyperlink"/>
@@ -1505,7 +1469,7 @@
           <w:sz w:val="24"/>
           <w:u w:val="single"/>
         </w:rPr>
-        <w:hyperlink r:id="rId14" w:history="1">
+        <w:hyperlink r:id="rId13" w:history="1">
           <w:r>
             <w:rPr>
               <w:rStyle w:val="Hyperlink"/>
@@ -1523,7 +1487,7 @@
           <w:sz w:val="24"/>
           <w:u w:val="single"/>
         </w:rPr>
-        <w:hyperlink r:id="rId14" w:history="1">
+        <w:hyperlink r:id="rId13" w:history="1">
           <w:r>
             <w:rPr>
               <w:rStyle w:val="Hyperlink"/>
@@ -1614,7 +1578,7 @@
           <w:sz w:val="24"/>
           <w:u w:val="single"/>
         </w:rPr>
-        <w:hyperlink r:id="rId13" w:history="1">
+        <w:hyperlink r:id="rId14" w:history="1">
           <w:r>
             <w:rPr>
               <w:rStyle w:val="Hyperlink"/>
@@ -1632,7 +1596,7 @@
           <w:sz w:val="24"/>
           <w:u w:val="single"/>
         </w:rPr>
-        <w:hyperlink r:id="rId13" w:history="1">
+        <w:hyperlink r:id="rId14" w:history="1">
           <w:r>
             <w:rPr>
               <w:rStyle w:val="Hyperlink"/>
@@ -1650,7 +1614,7 @@
           <w:sz w:val="24"/>
           <w:u w:val="single"/>
         </w:rPr>
-        <w:hyperlink r:id="rId13" w:history="1">
+        <w:hyperlink r:id="rId14" w:history="1">
           <w:r>
             <w:rPr>
               <w:rStyle w:val="Hyperlink"/>
@@ -1668,7 +1632,7 @@
           <w:sz w:val="24"/>
           <w:u w:val="single"/>
         </w:rPr>
-        <w:hyperlink r:id="rId13" w:history="1">
+        <w:hyperlink r:id="rId14" w:history="1">
           <w:r>
             <w:rPr>
               <w:rStyle w:val="Hyperlink"/>
@@ -1686,7 +1650,7 @@
           <w:sz w:val="24"/>
           <w:u w:val="single"/>
         </w:rPr>
-        <w:hyperlink r:id="rId13" w:history="1">
+        <w:hyperlink r:id="rId14" w:history="1">
           <w:r>
             <w:rPr>
               <w:rStyle w:val="Hyperlink"/>
@@ -1704,7 +1668,7 @@
           <w:sz w:val="24"/>
           <w:u w:val="single"/>
         </w:rPr>
-        <w:hyperlink r:id="rId13" w:history="1">
+        <w:hyperlink r:id="rId14" w:history="1">
           <w:r>
             <w:rPr>
               <w:rStyle w:val="Hyperlink"/>
@@ -1722,7 +1686,7 @@
           <w:sz w:val="24"/>
           <w:u w:val="single"/>
         </w:rPr>
-        <w:hyperlink r:id="rId13" w:history="1">
+        <w:hyperlink r:id="rId14" w:history="1">
           <w:r>
             <w:rPr>
               <w:rStyle w:val="Hyperlink"/>
@@ -1740,7 +1704,7 @@
           <w:sz w:val="24"/>
           <w:u w:val="single"/>
         </w:rPr>
-        <w:hyperlink r:id="rId13" w:history="1">
+        <w:hyperlink r:id="rId14" w:history="1">
           <w:r>
             <w:rPr>
               <w:rStyle w:val="Hyperlink"/>

--- a/EXPORTS/DOCX/published/niveau3/Dutch/MOudenbosch.docx
+++ b/EXPORTS/DOCX/published/niveau3/Dutch/MOudenbosch.docx
@@ -906,7 +906,6 @@
           <w:i w:val="0"/>
           <w:color w:val="0000FF"/>
           <w:sz w:val="24"/>
-          <w:u w:val="single"/>
         </w:rPr>
         <w:hyperlink r:id="rId13" w:history="1">
           <w:r>

--- a/EXPORTS/DOCX/published/niveau3/Dutch/MOudenbosch.docx
+++ b/EXPORTS/DOCX/published/niveau3/Dutch/MOudenbosch.docx
@@ -906,6 +906,7 @@
           <w:i w:val="0"/>
           <w:color w:val="0000FF"/>
           <w:sz w:val="24"/>
+          <w:u w:val="single"/>
         </w:rPr>
         <w:hyperlink r:id="rId13" w:history="1">
           <w:r>

--- a/EXPORTS/DOCX/published/niveau3/Dutch/MOudenbosch.docx
+++ b/EXPORTS/DOCX/published/niveau3/Dutch/MOudenbosch.docx
@@ -926,7 +926,7 @@
           <w:sz w:val="24"/>
           <w:u w:val="single"/>
         </w:rPr>
-        <w:hyperlink r:id="rId13" w:history="1">
+        <w:hyperlink r:id="rId12" w:history="1">
           <w:r>
             <w:rPr>
               <w:rStyle w:val="Hyperlink"/>

--- a/EXPORTS/DOCX/published/niveau3/Dutch/MOudenbosch.docx
+++ b/EXPORTS/DOCX/published/niveau3/Dutch/MOudenbosch.docx
@@ -926,7 +926,7 @@
           <w:sz w:val="24"/>
           <w:u w:val="single"/>
         </w:rPr>
-        <w:hyperlink r:id="rId13" w:history="1">
+        <w:hyperlink r:id="rId12" w:history="1">
           <w:r>
             <w:rPr>
               <w:rStyle w:val="Hyperlink"/>
@@ -1939,52 +1939,8 @@
           <w:i w:val="0"/>
           <w:color w:val="0000FF"/>
           <w:sz w:val="24"/>
-          <w:u w:val="single"/>
         </w:rPr>
-        <w:hyperlink r:id="rId15" w:history="1">
-          <w:r>
-            <w:rPr>
-              <w:rStyle w:val="Hyperlink"/>
-            </w:rPr>
-            <w:t>museum</w:t>
-          </w:r>
-        </w:hyperlink>
-      </w:r>
-      <w:r>
-        <w:rPr>
-          <w:rFonts w:ascii="Charis SIL Regular" w:hAnsi="Charis SIL Regular" w:eastAsia="Charis SIL Regular"/>
-          <w:b w:val="0"/>
-          <w:i w:val="0"/>
-          <w:color w:val="0000FF"/>
-          <w:sz w:val="24"/>
-          <w:u w:val="single"/>
-        </w:rPr>
-        <w:hyperlink r:id="rId15" w:history="1">
-          <w:r>
-            <w:rPr>
-              <w:rStyle w:val="Hyperlink"/>
-            </w:rPr>
-            <w:t>-</w:t>
-          </w:r>
-        </w:hyperlink>
-      </w:r>
-      <w:r>
-        <w:rPr>
-          <w:rFonts w:ascii="Charis SIL Regular" w:hAnsi="Charis SIL Regular" w:eastAsia="Charis SIL Regular"/>
-          <w:b w:val="0"/>
-          <w:i w:val="0"/>
-          <w:color w:val="0000FF"/>
-          <w:sz w:val="24"/>
-          <w:u w:val="single"/>
-        </w:rPr>
-        <w:hyperlink r:id="rId15" w:history="1">
-          <w:r>
-            <w:rPr>
-              <w:rStyle w:val="Hyperlink"/>
-            </w:rPr>
-            <w:t>oudenbosch/</w:t>
-          </w:r>
-        </w:hyperlink>
+        <w:t>museum-oudenbosch/</w:t>
       </w:r>
     </w:p>
     <w:p>

--- a/EXPORTS/DOCX/published/niveau3/Dutch/MOudenbosch.docx
+++ b/EXPORTS/DOCX/published/niveau3/Dutch/MOudenbosch.docx
@@ -926,7 +926,7 @@
           <w:sz w:val="24"/>
           <w:u w:val="single"/>
         </w:rPr>
-        <w:hyperlink r:id="rId12" w:history="1">
+        <w:hyperlink r:id="rId13" w:history="1">
           <w:r>
             <w:rPr>
               <w:rStyle w:val="Hyperlink"/>
@@ -1939,8 +1939,52 @@
           <w:i w:val="0"/>
           <w:color w:val="0000FF"/>
           <w:sz w:val="24"/>
+          <w:u w:val="single"/>
         </w:rPr>
-        <w:t>museum-oudenbosch/</w:t>
+        <w:hyperlink r:id="rId15" w:history="1">
+          <w:r>
+            <w:rPr>
+              <w:rStyle w:val="Hyperlink"/>
+            </w:rPr>
+            <w:t>museum</w:t>
+          </w:r>
+        </w:hyperlink>
+      </w:r>
+      <w:r>
+        <w:rPr>
+          <w:rFonts w:ascii="Charis SIL Regular" w:hAnsi="Charis SIL Regular" w:eastAsia="Charis SIL Regular"/>
+          <w:b w:val="0"/>
+          <w:i w:val="0"/>
+          <w:color w:val="0000FF"/>
+          <w:sz w:val="24"/>
+          <w:u w:val="single"/>
+        </w:rPr>
+        <w:hyperlink r:id="rId15" w:history="1">
+          <w:r>
+            <w:rPr>
+              <w:rStyle w:val="Hyperlink"/>
+            </w:rPr>
+            <w:t>-</w:t>
+          </w:r>
+        </w:hyperlink>
+      </w:r>
+      <w:r>
+        <w:rPr>
+          <w:rFonts w:ascii="Charis SIL Regular" w:hAnsi="Charis SIL Regular" w:eastAsia="Charis SIL Regular"/>
+          <w:b w:val="0"/>
+          <w:i w:val="0"/>
+          <w:color w:val="0000FF"/>
+          <w:sz w:val="24"/>
+          <w:u w:val="single"/>
+        </w:rPr>
+        <w:hyperlink r:id="rId15" w:history="1">
+          <w:r>
+            <w:rPr>
+              <w:rStyle w:val="Hyperlink"/>
+            </w:rPr>
+            <w:t>oudenbosch/</w:t>
+          </w:r>
+        </w:hyperlink>
       </w:r>
     </w:p>
     <w:p>

--- a/EXPORTS/DOCX/published/niveau3/Dutch/MOudenbosch.docx
+++ b/EXPORTS/DOCX/published/niveau3/Dutch/MOudenbosch.docx
@@ -908,14 +908,7 @@
           <w:sz w:val="24"/>
           <w:u w:val="single"/>
         </w:rPr>
-        <w:hyperlink r:id="rId13" w:history="1">
-          <w:r>
-            <w:rPr>
-              <w:rStyle w:val="Hyperlink"/>
-            </w:rPr>
-            <w:t>Brab</w:t>
-          </w:r>
-        </w:hyperlink>
+        <w:t>Brab</w:t>
       </w:r>
       <w:r>
         <w:rPr>
@@ -926,7 +919,7 @@
           <w:sz w:val="24"/>
           <w:u w:val="single"/>
         </w:rPr>
-        <w:hyperlink r:id="rId13" w:history="1">
+        <w:hyperlink r:id="rId12" w:history="1">
           <w:r>
             <w:rPr>
               <w:rStyle w:val="Hyperlink"/>

--- a/EXPORTS/DOCX/published/niveau3/Dutch/MOudenbosch.docx
+++ b/EXPORTS/DOCX/published/niveau3/Dutch/MOudenbosch.docx
@@ -908,7 +908,14 @@
           <w:sz w:val="24"/>
           <w:u w:val="single"/>
         </w:rPr>
-        <w:t>Brab</w:t>
+        <w:hyperlink r:id="rId13" w:history="1">
+          <w:r>
+            <w:rPr>
+              <w:rStyle w:val="Hyperlink"/>
+            </w:rPr>
+            <w:t>Brab</w:t>
+          </w:r>
+        </w:hyperlink>
       </w:r>
       <w:r>
         <w:rPr>
@@ -919,7 +926,7 @@
           <w:sz w:val="24"/>
           <w:u w:val="single"/>
         </w:rPr>
-        <w:hyperlink r:id="rId12" w:history="1">
+        <w:hyperlink r:id="rId13" w:history="1">
           <w:r>
             <w:rPr>
               <w:rStyle w:val="Hyperlink"/>

--- a/EXPORTS/DOCX/published/niveau3/Dutch/MOudenbosch.docx
+++ b/EXPORTS/DOCX/published/niveau3/Dutch/MOudenbosch.docx
@@ -926,7 +926,7 @@
           <w:sz w:val="24"/>
           <w:u w:val="single"/>
         </w:rPr>
-        <w:hyperlink r:id="rId12" w:history="1">
+        <w:hyperlink r:id="rId13" w:history="1">
           <w:r>
             <w:rPr>
               <w:rStyle w:val="Hyperlink"/>
@@ -1975,16 +1975,8 @@
           <w:i w:val="0"/>
           <w:color w:val="0000FF"/>
           <w:sz w:val="24"/>
-          <w:u w:val="single"/>
         </w:rPr>
-        <w:hyperlink r:id="rId15" w:history="1">
-          <w:r>
-            <w:rPr>
-              <w:rStyle w:val="Hyperlink"/>
-            </w:rPr>
-            <w:t>oudenbosch/</w:t>
-          </w:r>
-        </w:hyperlink>
+        <w:t>oudenbosch/</w:t>
       </w:r>
     </w:p>
     <w:p>

--- a/EXPORTS/DOCX/published/niveau3/Dutch/MOudenbosch.docx
+++ b/EXPORTS/DOCX/published/niveau3/Dutch/MOudenbosch.docx
@@ -926,7 +926,7 @@
           <w:sz w:val="24"/>
           <w:u w:val="single"/>
         </w:rPr>
-        <w:hyperlink r:id="rId13" w:history="1">
+        <w:hyperlink r:id="rId12" w:history="1">
           <w:r>
             <w:rPr>
               <w:rStyle w:val="Hyperlink"/>
@@ -1939,44 +1939,8 @@
           <w:i w:val="0"/>
           <w:color w:val="0000FF"/>
           <w:sz w:val="24"/>
-          <w:u w:val="single"/>
         </w:rPr>
-        <w:hyperlink r:id="rId15" w:history="1">
-          <w:r>
-            <w:rPr>
-              <w:rStyle w:val="Hyperlink"/>
-            </w:rPr>
-            <w:t>museum</w:t>
-          </w:r>
-        </w:hyperlink>
-      </w:r>
-      <w:r>
-        <w:rPr>
-          <w:rFonts w:ascii="Charis SIL Regular" w:hAnsi="Charis SIL Regular" w:eastAsia="Charis SIL Regular"/>
-          <w:b w:val="0"/>
-          <w:i w:val="0"/>
-          <w:color w:val="0000FF"/>
-          <w:sz w:val="24"/>
-          <w:u w:val="single"/>
-        </w:rPr>
-        <w:hyperlink r:id="rId15" w:history="1">
-          <w:r>
-            <w:rPr>
-              <w:rStyle w:val="Hyperlink"/>
-            </w:rPr>
-            <w:t>-</w:t>
-          </w:r>
-        </w:hyperlink>
-      </w:r>
-      <w:r>
-        <w:rPr>
-          <w:rFonts w:ascii="Charis SIL Regular" w:hAnsi="Charis SIL Regular" w:eastAsia="Charis SIL Regular"/>
-          <w:b w:val="0"/>
-          <w:i w:val="0"/>
-          <w:color w:val="0000FF"/>
-          <w:sz w:val="24"/>
-        </w:rPr>
-        <w:t>oudenbosch/</w:t>
+        <w:t>museum-oudenbosch/</w:t>
       </w:r>
     </w:p>
     <w:p>

--- a/EXPORTS/DOCX/published/niveau3/Dutch/MOudenbosch.docx
+++ b/EXPORTS/DOCX/published/niveau3/Dutch/MOudenbosch.docx
@@ -877,45 +877,8 @@
           <w:i w:val="0"/>
           <w:color w:val="0000FF"/>
           <w:sz w:val="24"/>
-          <w:u w:val="single"/>
         </w:rPr>
-        <w:hyperlink r:id="rId13" w:history="1">
-          <w:r>
-            <w:rPr>
-              <w:rStyle w:val="Hyperlink"/>
-            </w:rPr>
-            <w:t>Erfgoed</w:t>
-          </w:r>
-        </w:hyperlink>
-      </w:r>
-      <w:r>
-        <w:rPr>
-          <w:rFonts w:ascii="Charis SIL Regular" w:hAnsi="Charis SIL Regular" w:eastAsia="Charis SIL Regular"/>
-          <w:b w:val="0"/>
-          <w:i w:val="0"/>
-          <w:color w:val="0000FF"/>
-          <w:sz w:val="24"/>
-          <w:u w:val="single"/>
-        </w:rPr>
-        <w:t xml:space="preserve"> </w:t>
-      </w:r>
-      <w:r>
-        <w:rPr>
-          <w:rFonts w:ascii="Charis SIL Regular" w:hAnsi="Charis SIL Regular" w:eastAsia="Charis SIL Regular"/>
-          <w:b w:val="0"/>
-          <w:i w:val="0"/>
-          <w:color w:val="0000FF"/>
-          <w:sz w:val="24"/>
-          <w:u w:val="single"/>
-        </w:rPr>
-        <w:hyperlink r:id="rId13" w:history="1">
-          <w:r>
-            <w:rPr>
-              <w:rStyle w:val="Hyperlink"/>
-            </w:rPr>
-            <w:t>Brab</w:t>
-          </w:r>
-        </w:hyperlink>
+        <w:t>Erfgoed Brab</w:t>
       </w:r>
       <w:r>
         <w:rPr>
@@ -1488,7 +1451,7 @@
           <w:sz w:val="24"/>
           <w:u w:val="single"/>
         </w:rPr>
-        <w:hyperlink r:id="rId14" w:history="1">
+        <w:hyperlink r:id="rId13" w:history="1">
           <w:r>
             <w:rPr>
               <w:rStyle w:val="Hyperlink"/>
@@ -1506,7 +1469,7 @@
           <w:sz w:val="24"/>
           <w:u w:val="single"/>
         </w:rPr>
-        <w:hyperlink r:id="rId14" w:history="1">
+        <w:hyperlink r:id="rId13" w:history="1">
           <w:r>
             <w:rPr>
               <w:rStyle w:val="Hyperlink"/>
@@ -1524,7 +1487,7 @@
           <w:sz w:val="24"/>
           <w:u w:val="single"/>
         </w:rPr>
-        <w:hyperlink r:id="rId14" w:history="1">
+        <w:hyperlink r:id="rId13" w:history="1">
           <w:r>
             <w:rPr>
               <w:rStyle w:val="Hyperlink"/>
@@ -1615,7 +1578,7 @@
           <w:sz w:val="24"/>
           <w:u w:val="single"/>
         </w:rPr>
-        <w:hyperlink r:id="rId13" w:history="1">
+        <w:hyperlink r:id="rId14" w:history="1">
           <w:r>
             <w:rPr>
               <w:rStyle w:val="Hyperlink"/>
@@ -1633,7 +1596,7 @@
           <w:sz w:val="24"/>
           <w:u w:val="single"/>
         </w:rPr>
-        <w:hyperlink r:id="rId13" w:history="1">
+        <w:hyperlink r:id="rId14" w:history="1">
           <w:r>
             <w:rPr>
               <w:rStyle w:val="Hyperlink"/>
@@ -1651,7 +1614,7 @@
           <w:sz w:val="24"/>
           <w:u w:val="single"/>
         </w:rPr>
-        <w:hyperlink r:id="rId13" w:history="1">
+        <w:hyperlink r:id="rId14" w:history="1">
           <w:r>
             <w:rPr>
               <w:rStyle w:val="Hyperlink"/>
@@ -1669,7 +1632,7 @@
           <w:sz w:val="24"/>
           <w:u w:val="single"/>
         </w:rPr>
-        <w:hyperlink r:id="rId13" w:history="1">
+        <w:hyperlink r:id="rId14" w:history="1">
           <w:r>
             <w:rPr>
               <w:rStyle w:val="Hyperlink"/>
@@ -1687,7 +1650,7 @@
           <w:sz w:val="24"/>
           <w:u w:val="single"/>
         </w:rPr>
-        <w:hyperlink r:id="rId13" w:history="1">
+        <w:hyperlink r:id="rId14" w:history="1">
           <w:r>
             <w:rPr>
               <w:rStyle w:val="Hyperlink"/>
@@ -1705,7 +1668,7 @@
           <w:sz w:val="24"/>
           <w:u w:val="single"/>
         </w:rPr>
-        <w:hyperlink r:id="rId13" w:history="1">
+        <w:hyperlink r:id="rId14" w:history="1">
           <w:r>
             <w:rPr>
               <w:rStyle w:val="Hyperlink"/>
@@ -1723,7 +1686,7 @@
           <w:sz w:val="24"/>
           <w:u w:val="single"/>
         </w:rPr>
-        <w:hyperlink r:id="rId13" w:history="1">
+        <w:hyperlink r:id="rId14" w:history="1">
           <w:r>
             <w:rPr>
               <w:rStyle w:val="Hyperlink"/>
@@ -1741,7 +1704,7 @@
           <w:sz w:val="24"/>
           <w:u w:val="single"/>
         </w:rPr>
-        <w:hyperlink r:id="rId13" w:history="1">
+        <w:hyperlink r:id="rId14" w:history="1">
           <w:r>
             <w:rPr>
               <w:rStyle w:val="Hyperlink"/>

--- a/EXPORTS/DOCX/published/niveau3/Dutch/MOudenbosch.docx
+++ b/EXPORTS/DOCX/published/niveau3/Dutch/MOudenbosch.docx
@@ -877,8 +877,45 @@
           <w:i w:val="0"/>
           <w:color w:val="0000FF"/>
           <w:sz w:val="24"/>
+          <w:u w:val="single"/>
         </w:rPr>
-        <w:t>Erfgoed Brab</w:t>
+        <w:hyperlink r:id="rId13" w:history="1">
+          <w:r>
+            <w:rPr>
+              <w:rStyle w:val="Hyperlink"/>
+            </w:rPr>
+            <w:t>Erfgoed</w:t>
+          </w:r>
+        </w:hyperlink>
+      </w:r>
+      <w:r>
+        <w:rPr>
+          <w:rFonts w:ascii="Charis SIL Regular" w:hAnsi="Charis SIL Regular" w:eastAsia="Charis SIL Regular"/>
+          <w:b w:val="0"/>
+          <w:i w:val="0"/>
+          <w:color w:val="0000FF"/>
+          <w:sz w:val="24"/>
+          <w:u w:val="single"/>
+        </w:rPr>
+        <w:t xml:space="preserve"> </w:t>
+      </w:r>
+      <w:r>
+        <w:rPr>
+          <w:rFonts w:ascii="Charis SIL Regular" w:hAnsi="Charis SIL Regular" w:eastAsia="Charis SIL Regular"/>
+          <w:b w:val="0"/>
+          <w:i w:val="0"/>
+          <w:color w:val="0000FF"/>
+          <w:sz w:val="24"/>
+          <w:u w:val="single"/>
+        </w:rPr>
+        <w:hyperlink r:id="rId13" w:history="1">
+          <w:r>
+            <w:rPr>
+              <w:rStyle w:val="Hyperlink"/>
+            </w:rPr>
+            <w:t>Brab</w:t>
+          </w:r>
+        </w:hyperlink>
       </w:r>
       <w:r>
         <w:rPr>
@@ -1451,7 +1488,7 @@
           <w:sz w:val="24"/>
           <w:u w:val="single"/>
         </w:rPr>
-        <w:hyperlink r:id="rId13" w:history="1">
+        <w:hyperlink r:id="rId14" w:history="1">
           <w:r>
             <w:rPr>
               <w:rStyle w:val="Hyperlink"/>
@@ -1469,7 +1506,7 @@
           <w:sz w:val="24"/>
           <w:u w:val="single"/>
         </w:rPr>
-        <w:hyperlink r:id="rId13" w:history="1">
+        <w:hyperlink r:id="rId14" w:history="1">
           <w:r>
             <w:rPr>
               <w:rStyle w:val="Hyperlink"/>
@@ -1487,7 +1524,7 @@
           <w:sz w:val="24"/>
           <w:u w:val="single"/>
         </w:rPr>
-        <w:hyperlink r:id="rId13" w:history="1">
+        <w:hyperlink r:id="rId14" w:history="1">
           <w:r>
             <w:rPr>
               <w:rStyle w:val="Hyperlink"/>
@@ -1578,7 +1615,7 @@
           <w:sz w:val="24"/>
           <w:u w:val="single"/>
         </w:rPr>
-        <w:hyperlink r:id="rId14" w:history="1">
+        <w:hyperlink r:id="rId13" w:history="1">
           <w:r>
             <w:rPr>
               <w:rStyle w:val="Hyperlink"/>
@@ -1596,7 +1633,7 @@
           <w:sz w:val="24"/>
           <w:u w:val="single"/>
         </w:rPr>
-        <w:hyperlink r:id="rId14" w:history="1">
+        <w:hyperlink r:id="rId13" w:history="1">
           <w:r>
             <w:rPr>
               <w:rStyle w:val="Hyperlink"/>
@@ -1614,7 +1651,7 @@
           <w:sz w:val="24"/>
           <w:u w:val="single"/>
         </w:rPr>
-        <w:hyperlink r:id="rId14" w:history="1">
+        <w:hyperlink r:id="rId13" w:history="1">
           <w:r>
             <w:rPr>
               <w:rStyle w:val="Hyperlink"/>
@@ -1632,7 +1669,7 @@
           <w:sz w:val="24"/>
           <w:u w:val="single"/>
         </w:rPr>
-        <w:hyperlink r:id="rId14" w:history="1">
+        <w:hyperlink r:id="rId13" w:history="1">
           <w:r>
             <w:rPr>
               <w:rStyle w:val="Hyperlink"/>
@@ -1650,7 +1687,7 @@
           <w:sz w:val="24"/>
           <w:u w:val="single"/>
         </w:rPr>
-        <w:hyperlink r:id="rId14" w:history="1">
+        <w:hyperlink r:id="rId13" w:history="1">
           <w:r>
             <w:rPr>
               <w:rStyle w:val="Hyperlink"/>
@@ -1668,7 +1705,7 @@
           <w:sz w:val="24"/>
           <w:u w:val="single"/>
         </w:rPr>
-        <w:hyperlink r:id="rId14" w:history="1">
+        <w:hyperlink r:id="rId13" w:history="1">
           <w:r>
             <w:rPr>
               <w:rStyle w:val="Hyperlink"/>
@@ -1686,7 +1723,7 @@
           <w:sz w:val="24"/>
           <w:u w:val="single"/>
         </w:rPr>
-        <w:hyperlink r:id="rId14" w:history="1">
+        <w:hyperlink r:id="rId13" w:history="1">
           <w:r>
             <w:rPr>
               <w:rStyle w:val="Hyperlink"/>
@@ -1704,7 +1741,7 @@
           <w:sz w:val="24"/>
           <w:u w:val="single"/>
         </w:rPr>
-        <w:hyperlink r:id="rId14" w:history="1">
+        <w:hyperlink r:id="rId13" w:history="1">
           <w:r>
             <w:rPr>
               <w:rStyle w:val="Hyperlink"/>
@@ -1902,8 +1939,52 @@
           <w:i w:val="0"/>
           <w:color w:val="0000FF"/>
           <w:sz w:val="24"/>
+          <w:u w:val="single"/>
         </w:rPr>
-        <w:t>museum-oudenbosch/</w:t>
+        <w:hyperlink r:id="rId15" w:history="1">
+          <w:r>
+            <w:rPr>
+              <w:rStyle w:val="Hyperlink"/>
+            </w:rPr>
+            <w:t>museum</w:t>
+          </w:r>
+        </w:hyperlink>
+      </w:r>
+      <w:r>
+        <w:rPr>
+          <w:rFonts w:ascii="Charis SIL Regular" w:hAnsi="Charis SIL Regular" w:eastAsia="Charis SIL Regular"/>
+          <w:b w:val="0"/>
+          <w:i w:val="0"/>
+          <w:color w:val="0000FF"/>
+          <w:sz w:val="24"/>
+          <w:u w:val="single"/>
+        </w:rPr>
+        <w:hyperlink r:id="rId15" w:history="1">
+          <w:r>
+            <w:rPr>
+              <w:rStyle w:val="Hyperlink"/>
+            </w:rPr>
+            <w:t>-</w:t>
+          </w:r>
+        </w:hyperlink>
+      </w:r>
+      <w:r>
+        <w:rPr>
+          <w:rFonts w:ascii="Charis SIL Regular" w:hAnsi="Charis SIL Regular" w:eastAsia="Charis SIL Regular"/>
+          <w:b w:val="0"/>
+          <w:i w:val="0"/>
+          <w:color w:val="0000FF"/>
+          <w:sz w:val="24"/>
+          <w:u w:val="single"/>
+        </w:rPr>
+        <w:hyperlink r:id="rId15" w:history="1">
+          <w:r>
+            <w:rPr>
+              <w:rStyle w:val="Hyperlink"/>
+            </w:rPr>
+            <w:t>oudenbosch/</w:t>
+          </w:r>
+        </w:hyperlink>
       </w:r>
     </w:p>
     <w:p>

--- a/EXPORTS/DOCX/published/niveau3/Dutch/MOudenbosch.docx
+++ b/EXPORTS/DOCX/published/niveau3/Dutch/MOudenbosch.docx
@@ -877,8 +877,16 @@
           <w:i w:val="0"/>
           <w:color w:val="0000FF"/>
           <w:sz w:val="24"/>
+          <w:u w:val="single"/>
         </w:rPr>
-        <w:t>Erfgoed Brab</w:t>
+        <w:hyperlink r:id="rId13" w:history="1">
+          <w:r>
+            <w:rPr>
+              <w:rStyle w:val="Hyperlink"/>
+            </w:rPr>
+            <w:t>Erfgoed</w:t>
+          </w:r>
+        </w:hyperlink>
       </w:r>
       <w:r>
         <w:rPr>
@@ -889,7 +897,36 @@
           <w:sz w:val="24"/>
           <w:u w:val="single"/>
         </w:rPr>
-        <w:hyperlink r:id="rId12" w:history="1">
+        <w:t xml:space="preserve"> </w:t>
+      </w:r>
+      <w:r>
+        <w:rPr>
+          <w:rFonts w:ascii="Charis SIL Regular" w:hAnsi="Charis SIL Regular" w:eastAsia="Charis SIL Regular"/>
+          <w:b w:val="0"/>
+          <w:i w:val="0"/>
+          <w:color w:val="0000FF"/>
+          <w:sz w:val="24"/>
+          <w:u w:val="single"/>
+        </w:rPr>
+        <w:hyperlink r:id="rId13" w:history="1">
+          <w:r>
+            <w:rPr>
+              <w:rStyle w:val="Hyperlink"/>
+            </w:rPr>
+            <w:t>Brab</w:t>
+          </w:r>
+        </w:hyperlink>
+      </w:r>
+      <w:r>
+        <w:rPr>
+          <w:rFonts w:ascii="Charis SIL Regular" w:hAnsi="Charis SIL Regular" w:eastAsia="Charis SIL Regular"/>
+          <w:b w:val="0"/>
+          <w:i w:val="0"/>
+          <w:color w:val="0000FF"/>
+          <w:sz w:val="24"/>
+          <w:u w:val="single"/>
+        </w:rPr>
+        <w:hyperlink r:id="rId13" w:history="1">
           <w:r>
             <w:rPr>
               <w:rStyle w:val="Hyperlink"/>
@@ -1451,7 +1488,7 @@
           <w:sz w:val="24"/>
           <w:u w:val="single"/>
         </w:rPr>
-        <w:hyperlink r:id="rId13" w:history="1">
+        <w:hyperlink r:id="rId14" w:history="1">
           <w:r>
             <w:rPr>
               <w:rStyle w:val="Hyperlink"/>
@@ -1469,7 +1506,7 @@
           <w:sz w:val="24"/>
           <w:u w:val="single"/>
         </w:rPr>
-        <w:hyperlink r:id="rId13" w:history="1">
+        <w:hyperlink r:id="rId14" w:history="1">
           <w:r>
             <w:rPr>
               <w:rStyle w:val="Hyperlink"/>
@@ -1487,7 +1524,7 @@
           <w:sz w:val="24"/>
           <w:u w:val="single"/>
         </w:rPr>
-        <w:hyperlink r:id="rId13" w:history="1">
+        <w:hyperlink r:id="rId14" w:history="1">
           <w:r>
             <w:rPr>
               <w:rStyle w:val="Hyperlink"/>
@@ -1578,7 +1615,7 @@
           <w:sz w:val="24"/>
           <w:u w:val="single"/>
         </w:rPr>
-        <w:hyperlink r:id="rId14" w:history="1">
+        <w:hyperlink r:id="rId13" w:history="1">
           <w:r>
             <w:rPr>
               <w:rStyle w:val="Hyperlink"/>
@@ -1596,7 +1633,7 @@
           <w:sz w:val="24"/>
           <w:u w:val="single"/>
         </w:rPr>
-        <w:hyperlink r:id="rId14" w:history="1">
+        <w:hyperlink r:id="rId13" w:history="1">
           <w:r>
             <w:rPr>
               <w:rStyle w:val="Hyperlink"/>
@@ -1614,7 +1651,7 @@
           <w:sz w:val="24"/>
           <w:u w:val="single"/>
         </w:rPr>
-        <w:hyperlink r:id="rId14" w:history="1">
+        <w:hyperlink r:id="rId13" w:history="1">
           <w:r>
             <w:rPr>
               <w:rStyle w:val="Hyperlink"/>
@@ -1632,7 +1669,7 @@
           <w:sz w:val="24"/>
           <w:u w:val="single"/>
         </w:rPr>
-        <w:hyperlink r:id="rId14" w:history="1">
+        <w:hyperlink r:id="rId13" w:history="1">
           <w:r>
             <w:rPr>
               <w:rStyle w:val="Hyperlink"/>
@@ -1650,7 +1687,7 @@
           <w:sz w:val="24"/>
           <w:u w:val="single"/>
         </w:rPr>
-        <w:hyperlink r:id="rId14" w:history="1">
+        <w:hyperlink r:id="rId13" w:history="1">
           <w:r>
             <w:rPr>
               <w:rStyle w:val="Hyperlink"/>
@@ -1668,7 +1705,7 @@
           <w:sz w:val="24"/>
           <w:u w:val="single"/>
         </w:rPr>
-        <w:hyperlink r:id="rId14" w:history="1">
+        <w:hyperlink r:id="rId13" w:history="1">
           <w:r>
             <w:rPr>
               <w:rStyle w:val="Hyperlink"/>
@@ -1686,7 +1723,7 @@
           <w:sz w:val="24"/>
           <w:u w:val="single"/>
         </w:rPr>
-        <w:hyperlink r:id="rId14" w:history="1">
+        <w:hyperlink r:id="rId13" w:history="1">
           <w:r>
             <w:rPr>
               <w:rStyle w:val="Hyperlink"/>
@@ -1704,7 +1741,7 @@
           <w:sz w:val="24"/>
           <w:u w:val="single"/>
         </w:rPr>
-        <w:hyperlink r:id="rId14" w:history="1">
+        <w:hyperlink r:id="rId13" w:history="1">
           <w:r>
             <w:rPr>
               <w:rStyle w:val="Hyperlink"/>
@@ -1902,52 +1939,8 @@
           <w:i w:val="0"/>
           <w:color w:val="0000FF"/>
           <w:sz w:val="24"/>
-          <w:u w:val="single"/>
         </w:rPr>
-        <w:hyperlink r:id="rId15" w:history="1">
-          <w:r>
-            <w:rPr>
-              <w:rStyle w:val="Hyperlink"/>
-            </w:rPr>
-            <w:t>museum</w:t>
-          </w:r>
-        </w:hyperlink>
-      </w:r>
-      <w:r>
-        <w:rPr>
-          <w:rFonts w:ascii="Charis SIL Regular" w:hAnsi="Charis SIL Regular" w:eastAsia="Charis SIL Regular"/>
-          <w:b w:val="0"/>
-          <w:i w:val="0"/>
-          <w:color w:val="0000FF"/>
-          <w:sz w:val="24"/>
-          <w:u w:val="single"/>
-        </w:rPr>
-        <w:hyperlink r:id="rId15" w:history="1">
-          <w:r>
-            <w:rPr>
-              <w:rStyle w:val="Hyperlink"/>
-            </w:rPr>
-            <w:t>-</w:t>
-          </w:r>
-        </w:hyperlink>
-      </w:r>
-      <w:r>
-        <w:rPr>
-          <w:rFonts w:ascii="Charis SIL Regular" w:hAnsi="Charis SIL Regular" w:eastAsia="Charis SIL Regular"/>
-          <w:b w:val="0"/>
-          <w:i w:val="0"/>
-          <w:color w:val="0000FF"/>
-          <w:sz w:val="24"/>
-          <w:u w:val="single"/>
-        </w:rPr>
-        <w:hyperlink r:id="rId15" w:history="1">
-          <w:r>
-            <w:rPr>
-              <w:rStyle w:val="Hyperlink"/>
-            </w:rPr>
-            <w:t>oudenbosch/</w:t>
-          </w:r>
-        </w:hyperlink>
+        <w:t>museum-oudenbosch/</w:t>
       </w:r>
     </w:p>
     <w:p>

--- a/EXPORTS/DOCX/published/niveau3/Dutch/MOudenbosch.docx
+++ b/EXPORTS/DOCX/published/niveau3/Dutch/MOudenbosch.docx
@@ -906,7 +906,6 @@
           <w:i w:val="0"/>
           <w:color w:val="0000FF"/>
           <w:sz w:val="24"/>
-          <w:u w:val="single"/>
         </w:rPr>
         <w:hyperlink r:id="rId13" w:history="1">
           <w:r>
@@ -926,7 +925,7 @@
           <w:sz w:val="24"/>
           <w:u w:val="single"/>
         </w:rPr>
-        <w:hyperlink r:id="rId12" w:history="1">
+        <w:hyperlink r:id="rId13" w:history="1">
           <w:r>
             <w:rPr>
               <w:rStyle w:val="Hyperlink"/>

--- a/EXPORTS/DOCX/published/niveau3/Dutch/MOudenbosch.docx
+++ b/EXPORTS/DOCX/published/niveau3/Dutch/MOudenbosch.docx
@@ -877,16 +877,8 @@
           <w:i w:val="0"/>
           <w:color w:val="0000FF"/>
           <w:sz w:val="24"/>
-          <w:u w:val="single"/>
         </w:rPr>
-        <w:hyperlink r:id="rId13" w:history="1">
-          <w:r>
-            <w:rPr>
-              <w:rStyle w:val="Hyperlink"/>
-            </w:rPr>
-            <w:t>Erfgoed</w:t>
-          </w:r>
-        </w:hyperlink>
+        <w:t>Erfgoed Brab</w:t>
       </w:r>
       <w:r>
         <w:rPr>
@@ -897,36 +889,7 @@
           <w:sz w:val="24"/>
           <w:u w:val="single"/>
         </w:rPr>
-        <w:t xml:space="preserve"> </w:t>
-      </w:r>
-      <w:r>
-        <w:rPr>
-          <w:rFonts w:ascii="Charis SIL Regular" w:hAnsi="Charis SIL Regular" w:eastAsia="Charis SIL Regular"/>
-          <w:b w:val="0"/>
-          <w:i w:val="0"/>
-          <w:color w:val="0000FF"/>
-          <w:sz w:val="24"/>
-          <w:u w:val="single"/>
-        </w:rPr>
-        <w:hyperlink r:id="rId13" w:history="1">
-          <w:r>
-            <w:rPr>
-              <w:rStyle w:val="Hyperlink"/>
-            </w:rPr>
-            <w:t>Brab</w:t>
-          </w:r>
-        </w:hyperlink>
-      </w:r>
-      <w:r>
-        <w:rPr>
-          <w:rFonts w:ascii="Charis SIL Regular" w:hAnsi="Charis SIL Regular" w:eastAsia="Charis SIL Regular"/>
-          <w:b w:val="0"/>
-          <w:i w:val="0"/>
-          <w:color w:val="0000FF"/>
-          <w:sz w:val="24"/>
-          <w:u w:val="single"/>
-        </w:rPr>
-        <w:hyperlink r:id="rId13" w:history="1">
+        <w:hyperlink r:id="rId12" w:history="1">
           <w:r>
             <w:rPr>
               <w:rStyle w:val="Hyperlink"/>
@@ -1488,7 +1451,7 @@
           <w:sz w:val="24"/>
           <w:u w:val="single"/>
         </w:rPr>
-        <w:hyperlink r:id="rId14" w:history="1">
+        <w:hyperlink r:id="rId13" w:history="1">
           <w:r>
             <w:rPr>
               <w:rStyle w:val="Hyperlink"/>
@@ -1506,7 +1469,7 @@
           <w:sz w:val="24"/>
           <w:u w:val="single"/>
         </w:rPr>
-        <w:hyperlink r:id="rId14" w:history="1">
+        <w:hyperlink r:id="rId13" w:history="1">
           <w:r>
             <w:rPr>
               <w:rStyle w:val="Hyperlink"/>
@@ -1524,7 +1487,7 @@
           <w:sz w:val="24"/>
           <w:u w:val="single"/>
         </w:rPr>
-        <w:hyperlink r:id="rId14" w:history="1">
+        <w:hyperlink r:id="rId13" w:history="1">
           <w:r>
             <w:rPr>
               <w:rStyle w:val="Hyperlink"/>
@@ -1615,7 +1578,7 @@
           <w:sz w:val="24"/>
           <w:u w:val="single"/>
         </w:rPr>
-        <w:hyperlink r:id="rId13" w:history="1">
+        <w:hyperlink r:id="rId14" w:history="1">
           <w:r>
             <w:rPr>
               <w:rStyle w:val="Hyperlink"/>
@@ -1633,7 +1596,7 @@
           <w:sz w:val="24"/>
           <w:u w:val="single"/>
         </w:rPr>
-        <w:hyperlink r:id="rId13" w:history="1">
+        <w:hyperlink r:id="rId14" w:history="1">
           <w:r>
             <w:rPr>
               <w:rStyle w:val="Hyperlink"/>
@@ -1651,7 +1614,7 @@
           <w:sz w:val="24"/>
           <w:u w:val="single"/>
         </w:rPr>
-        <w:hyperlink r:id="rId13" w:history="1">
+        <w:hyperlink r:id="rId14" w:history="1">
           <w:r>
             <w:rPr>
               <w:rStyle w:val="Hyperlink"/>
@@ -1669,7 +1632,7 @@
           <w:sz w:val="24"/>
           <w:u w:val="single"/>
         </w:rPr>
-        <w:hyperlink r:id="rId13" w:history="1">
+        <w:hyperlink r:id="rId14" w:history="1">
           <w:r>
             <w:rPr>
               <w:rStyle w:val="Hyperlink"/>
@@ -1687,7 +1650,7 @@
           <w:sz w:val="24"/>
           <w:u w:val="single"/>
         </w:rPr>
-        <w:hyperlink r:id="rId13" w:history="1">
+        <w:hyperlink r:id="rId14" w:history="1">
           <w:r>
             <w:rPr>
               <w:rStyle w:val="Hyperlink"/>
@@ -1705,7 +1668,7 @@
           <w:sz w:val="24"/>
           <w:u w:val="single"/>
         </w:rPr>
-        <w:hyperlink r:id="rId13" w:history="1">
+        <w:hyperlink r:id="rId14" w:history="1">
           <w:r>
             <w:rPr>
               <w:rStyle w:val="Hyperlink"/>
@@ -1723,7 +1686,7 @@
           <w:sz w:val="24"/>
           <w:u w:val="single"/>
         </w:rPr>
-        <w:hyperlink r:id="rId13" w:history="1">
+        <w:hyperlink r:id="rId14" w:history="1">
           <w:r>
             <w:rPr>
               <w:rStyle w:val="Hyperlink"/>
@@ -1741,7 +1704,7 @@
           <w:sz w:val="24"/>
           <w:u w:val="single"/>
         </w:rPr>
-        <w:hyperlink r:id="rId13" w:history="1">
+        <w:hyperlink r:id="rId14" w:history="1">
           <w:r>
             <w:rPr>
               <w:rStyle w:val="Hyperlink"/>
@@ -1992,7 +1955,7 @@
         <w:autoSpaceDN w:val="0"/>
         <w:autoSpaceDE w:val="0"/>
         <w:widowControl/>
-        <w:spacing w:line="538" w:lineRule="exact" w:before="478" w:after="0"/>
+        <w:spacing w:line="538" w:lineRule="exact" w:before="458" w:after="0"/>
         <w:ind w:left="0" w:right="0" w:firstLine="0"/>
         <w:jc w:val="left"/>
       </w:pPr>
@@ -2051,7 +2014,7 @@
       <w:pPr>
         <w:sectPr>
           <w:pgSz w:w="11900" w:h="16840"/>
-          <w:pgMar w:top="306" w:right="940" w:bottom="476" w:left="960" w:header="720" w:footer="720" w:gutter="0"/>
+          <w:pgMar w:top="306" w:right="940" w:bottom="484" w:left="960" w:header="720" w:footer="720" w:gutter="0"/>
           <w:cols/>
           <w:docGrid w:linePitch="360"/>
         </w:sectPr>

--- a/EXPORTS/DOCX/published/niveau3/Dutch/MOudenbosch.docx
+++ b/EXPORTS/DOCX/published/niveau3/Dutch/MOudenbosch.docx
@@ -877,8 +877,16 @@
           <w:i w:val="0"/>
           <w:color w:val="0000FF"/>
           <w:sz w:val="24"/>
+          <w:u w:val="single"/>
         </w:rPr>
-        <w:t>Erfgoed Brab</w:t>
+        <w:hyperlink r:id="rId13" w:history="1">
+          <w:r>
+            <w:rPr>
+              <w:rStyle w:val="Hyperlink"/>
+            </w:rPr>
+            <w:t>Erfgoed</w:t>
+          </w:r>
+        </w:hyperlink>
       </w:r>
       <w:r>
         <w:rPr>
@@ -889,7 +897,36 @@
           <w:sz w:val="24"/>
           <w:u w:val="single"/>
         </w:rPr>
-        <w:hyperlink r:id="rId12" w:history="1">
+        <w:t xml:space="preserve"> </w:t>
+      </w:r>
+      <w:r>
+        <w:rPr>
+          <w:rFonts w:ascii="Charis SIL Regular" w:hAnsi="Charis SIL Regular" w:eastAsia="Charis SIL Regular"/>
+          <w:b w:val="0"/>
+          <w:i w:val="0"/>
+          <w:color w:val="0000FF"/>
+          <w:sz w:val="24"/>
+          <w:u w:val="single"/>
+        </w:rPr>
+        <w:hyperlink r:id="rId13" w:history="1">
+          <w:r>
+            <w:rPr>
+              <w:rStyle w:val="Hyperlink"/>
+            </w:rPr>
+            <w:t>Brab</w:t>
+          </w:r>
+        </w:hyperlink>
+      </w:r>
+      <w:r>
+        <w:rPr>
+          <w:rFonts w:ascii="Charis SIL Regular" w:hAnsi="Charis SIL Regular" w:eastAsia="Charis SIL Regular"/>
+          <w:b w:val="0"/>
+          <w:i w:val="0"/>
+          <w:color w:val="0000FF"/>
+          <w:sz w:val="24"/>
+          <w:u w:val="single"/>
+        </w:rPr>
+        <w:hyperlink r:id="rId13" w:history="1">
           <w:r>
             <w:rPr>
               <w:rStyle w:val="Hyperlink"/>
@@ -1451,7 +1488,7 @@
           <w:sz w:val="24"/>
           <w:u w:val="single"/>
         </w:rPr>
-        <w:hyperlink r:id="rId13" w:history="1">
+        <w:hyperlink r:id="rId14" w:history="1">
           <w:r>
             <w:rPr>
               <w:rStyle w:val="Hyperlink"/>
@@ -1469,7 +1506,7 @@
           <w:sz w:val="24"/>
           <w:u w:val="single"/>
         </w:rPr>
-        <w:hyperlink r:id="rId13" w:history="1">
+        <w:hyperlink r:id="rId14" w:history="1">
           <w:r>
             <w:rPr>
               <w:rStyle w:val="Hyperlink"/>
@@ -1487,7 +1524,7 @@
           <w:sz w:val="24"/>
           <w:u w:val="single"/>
         </w:rPr>
-        <w:hyperlink r:id="rId13" w:history="1">
+        <w:hyperlink r:id="rId14" w:history="1">
           <w:r>
             <w:rPr>
               <w:rStyle w:val="Hyperlink"/>
@@ -1578,7 +1615,7 @@
           <w:sz w:val="24"/>
           <w:u w:val="single"/>
         </w:rPr>
-        <w:hyperlink r:id="rId14" w:history="1">
+        <w:hyperlink r:id="rId13" w:history="1">
           <w:r>
             <w:rPr>
               <w:rStyle w:val="Hyperlink"/>
@@ -1596,7 +1633,7 @@
           <w:sz w:val="24"/>
           <w:u w:val="single"/>
         </w:rPr>
-        <w:hyperlink r:id="rId14" w:history="1">
+        <w:hyperlink r:id="rId13" w:history="1">
           <w:r>
             <w:rPr>
               <w:rStyle w:val="Hyperlink"/>
@@ -1614,7 +1651,7 @@
           <w:sz w:val="24"/>
           <w:u w:val="single"/>
         </w:rPr>
-        <w:hyperlink r:id="rId14" w:history="1">
+        <w:hyperlink r:id="rId13" w:history="1">
           <w:r>
             <w:rPr>
               <w:rStyle w:val="Hyperlink"/>
@@ -1632,7 +1669,7 @@
           <w:sz w:val="24"/>
           <w:u w:val="single"/>
         </w:rPr>
-        <w:hyperlink r:id="rId14" w:history="1">
+        <w:hyperlink r:id="rId13" w:history="1">
           <w:r>
             <w:rPr>
               <w:rStyle w:val="Hyperlink"/>
@@ -1650,7 +1687,7 @@
           <w:sz w:val="24"/>
           <w:u w:val="single"/>
         </w:rPr>
-        <w:hyperlink r:id="rId14" w:history="1">
+        <w:hyperlink r:id="rId13" w:history="1">
           <w:r>
             <w:rPr>
               <w:rStyle w:val="Hyperlink"/>
@@ -1668,7 +1705,7 @@
           <w:sz w:val="24"/>
           <w:u w:val="single"/>
         </w:rPr>
-        <w:hyperlink r:id="rId14" w:history="1">
+        <w:hyperlink r:id="rId13" w:history="1">
           <w:r>
             <w:rPr>
               <w:rStyle w:val="Hyperlink"/>
@@ -1686,7 +1723,7 @@
           <w:sz w:val="24"/>
           <w:u w:val="single"/>
         </w:rPr>
-        <w:hyperlink r:id="rId14" w:history="1">
+        <w:hyperlink r:id="rId13" w:history="1">
           <w:r>
             <w:rPr>
               <w:rStyle w:val="Hyperlink"/>
@@ -1704,7 +1741,7 @@
           <w:sz w:val="24"/>
           <w:u w:val="single"/>
         </w:rPr>
-        <w:hyperlink r:id="rId14" w:history="1">
+        <w:hyperlink r:id="rId13" w:history="1">
           <w:r>
             <w:rPr>
               <w:rStyle w:val="Hyperlink"/>

--- a/EXPORTS/DOCX/published/niveau3/Dutch/MOudenbosch.docx
+++ b/EXPORTS/DOCX/published/niveau3/Dutch/MOudenbosch.docx
@@ -906,7 +906,6 @@
           <w:i w:val="0"/>
           <w:color w:val="0000FF"/>
           <w:sz w:val="24"/>
-          <w:u w:val="single"/>
         </w:rPr>
         <w:hyperlink r:id="rId13" w:history="1">
           <w:r>
@@ -1939,52 +1938,8 @@
           <w:i w:val="0"/>
           <w:color w:val="0000FF"/>
           <w:sz w:val="24"/>
-          <w:u w:val="single"/>
         </w:rPr>
-        <w:hyperlink r:id="rId15" w:history="1">
-          <w:r>
-            <w:rPr>
-              <w:rStyle w:val="Hyperlink"/>
-            </w:rPr>
-            <w:t>museum</w:t>
-          </w:r>
-        </w:hyperlink>
-      </w:r>
-      <w:r>
-        <w:rPr>
-          <w:rFonts w:ascii="Charis SIL Regular" w:hAnsi="Charis SIL Regular" w:eastAsia="Charis SIL Regular"/>
-          <w:b w:val="0"/>
-          <w:i w:val="0"/>
-          <w:color w:val="0000FF"/>
-          <w:sz w:val="24"/>
-          <w:u w:val="single"/>
-        </w:rPr>
-        <w:hyperlink r:id="rId15" w:history="1">
-          <w:r>
-            <w:rPr>
-              <w:rStyle w:val="Hyperlink"/>
-            </w:rPr>
-            <w:t>-</w:t>
-          </w:r>
-        </w:hyperlink>
-      </w:r>
-      <w:r>
-        <w:rPr>
-          <w:rFonts w:ascii="Charis SIL Regular" w:hAnsi="Charis SIL Regular" w:eastAsia="Charis SIL Regular"/>
-          <w:b w:val="0"/>
-          <w:i w:val="0"/>
-          <w:color w:val="0000FF"/>
-          <w:sz w:val="24"/>
-          <w:u w:val="single"/>
-        </w:rPr>
-        <w:hyperlink r:id="rId15" w:history="1">
-          <w:r>
-            <w:rPr>
-              <w:rStyle w:val="Hyperlink"/>
-            </w:rPr>
-            <w:t>oudenbosch/</w:t>
-          </w:r>
-        </w:hyperlink>
+        <w:t>museum-oudenbosch/</w:t>
       </w:r>
     </w:p>
     <w:p>

--- a/EXPORTS/DOCX/published/niveau3/Dutch/MOudenbosch.docx
+++ b/EXPORTS/DOCX/published/niveau3/Dutch/MOudenbosch.docx
@@ -1938,8 +1938,52 @@
           <w:i w:val="0"/>
           <w:color w:val="0000FF"/>
           <w:sz w:val="24"/>
+          <w:u w:val="single"/>
         </w:rPr>
-        <w:t>museum-oudenbosch/</w:t>
+        <w:hyperlink r:id="rId15" w:history="1">
+          <w:r>
+            <w:rPr>
+              <w:rStyle w:val="Hyperlink"/>
+            </w:rPr>
+            <w:t>museum</w:t>
+          </w:r>
+        </w:hyperlink>
+      </w:r>
+      <w:r>
+        <w:rPr>
+          <w:rFonts w:ascii="Charis SIL Regular" w:hAnsi="Charis SIL Regular" w:eastAsia="Charis SIL Regular"/>
+          <w:b w:val="0"/>
+          <w:i w:val="0"/>
+          <w:color w:val="0000FF"/>
+          <w:sz w:val="24"/>
+          <w:u w:val="single"/>
+        </w:rPr>
+        <w:hyperlink r:id="rId15" w:history="1">
+          <w:r>
+            <w:rPr>
+              <w:rStyle w:val="Hyperlink"/>
+            </w:rPr>
+            <w:t>-</w:t>
+          </w:r>
+        </w:hyperlink>
+      </w:r>
+      <w:r>
+        <w:rPr>
+          <w:rFonts w:ascii="Charis SIL Regular" w:hAnsi="Charis SIL Regular" w:eastAsia="Charis SIL Regular"/>
+          <w:b w:val="0"/>
+          <w:i w:val="0"/>
+          <w:color w:val="0000FF"/>
+          <w:sz w:val="24"/>
+          <w:u w:val="single"/>
+        </w:rPr>
+        <w:hyperlink r:id="rId15" w:history="1">
+          <w:r>
+            <w:rPr>
+              <w:rStyle w:val="Hyperlink"/>
+            </w:rPr>
+            <w:t>oudenbosch/</w:t>
+          </w:r>
+        </w:hyperlink>
       </w:r>
     </w:p>
     <w:p>

--- a/EXPORTS/DOCX/published/niveau3/Dutch/MOudenbosch.docx
+++ b/EXPORTS/DOCX/published/niveau3/Dutch/MOudenbosch.docx
@@ -906,6 +906,7 @@
           <w:i w:val="0"/>
           <w:color w:val="0000FF"/>
           <w:sz w:val="24"/>
+          <w:u w:val="single"/>
         </w:rPr>
         <w:hyperlink r:id="rId13" w:history="1">
           <w:r>
@@ -1940,50 +1941,7 @@
           <w:sz w:val="24"/>
           <w:u w:val="single"/>
         </w:rPr>
-        <w:hyperlink r:id="rId15" w:history="1">
-          <w:r>
-            <w:rPr>
-              <w:rStyle w:val="Hyperlink"/>
-            </w:rPr>
-            <w:t>museum</w:t>
-          </w:r>
-        </w:hyperlink>
-      </w:r>
-      <w:r>
-        <w:rPr>
-          <w:rFonts w:ascii="Charis SIL Regular" w:hAnsi="Charis SIL Regular" w:eastAsia="Charis SIL Regular"/>
-          <w:b w:val="0"/>
-          <w:i w:val="0"/>
-          <w:color w:val="0000FF"/>
-          <w:sz w:val="24"/>
-          <w:u w:val="single"/>
-        </w:rPr>
-        <w:hyperlink r:id="rId15" w:history="1">
-          <w:r>
-            <w:rPr>
-              <w:rStyle w:val="Hyperlink"/>
-            </w:rPr>
-            <w:t>-</w:t>
-          </w:r>
-        </w:hyperlink>
-      </w:r>
-      <w:r>
-        <w:rPr>
-          <w:rFonts w:ascii="Charis SIL Regular" w:hAnsi="Charis SIL Regular" w:eastAsia="Charis SIL Regular"/>
-          <w:b w:val="0"/>
-          <w:i w:val="0"/>
-          <w:color w:val="0000FF"/>
-          <w:sz w:val="24"/>
-          <w:u w:val="single"/>
-        </w:rPr>
-        <w:hyperlink r:id="rId15" w:history="1">
-          <w:r>
-            <w:rPr>
-              <w:rStyle w:val="Hyperlink"/>
-            </w:rPr>
-            <w:t>oudenbosch/</w:t>
-          </w:r>
-        </w:hyperlink>
+        <w:t>museum-oudenbosch/</w:t>
       </w:r>
     </w:p>
     <w:p>

--- a/EXPORTS/DOCX/published/niveau3/Dutch/MOudenbosch.docx
+++ b/EXPORTS/DOCX/published/niveau3/Dutch/MOudenbosch.docx
@@ -877,16 +877,8 @@
           <w:i w:val="0"/>
           <w:color w:val="0000FF"/>
           <w:sz w:val="24"/>
-          <w:u w:val="single"/>
         </w:rPr>
-        <w:hyperlink r:id="rId13" w:history="1">
-          <w:r>
-            <w:rPr>
-              <w:rStyle w:val="Hyperlink"/>
-            </w:rPr>
-            <w:t>Erfgoed</w:t>
-          </w:r>
-        </w:hyperlink>
+        <w:t>Erfgoed Brab</w:t>
       </w:r>
       <w:r>
         <w:rPr>
@@ -897,36 +889,7 @@
           <w:sz w:val="24"/>
           <w:u w:val="single"/>
         </w:rPr>
-        <w:t xml:space="preserve"> </w:t>
-      </w:r>
-      <w:r>
-        <w:rPr>
-          <w:rFonts w:ascii="Charis SIL Regular" w:hAnsi="Charis SIL Regular" w:eastAsia="Charis SIL Regular"/>
-          <w:b w:val="0"/>
-          <w:i w:val="0"/>
-          <w:color w:val="0000FF"/>
-          <w:sz w:val="24"/>
-          <w:u w:val="single"/>
-        </w:rPr>
-        <w:hyperlink r:id="rId13" w:history="1">
-          <w:r>
-            <w:rPr>
-              <w:rStyle w:val="Hyperlink"/>
-            </w:rPr>
-            <w:t>Brab</w:t>
-          </w:r>
-        </w:hyperlink>
-      </w:r>
-      <w:r>
-        <w:rPr>
-          <w:rFonts w:ascii="Charis SIL Regular" w:hAnsi="Charis SIL Regular" w:eastAsia="Charis SIL Regular"/>
-          <w:b w:val="0"/>
-          <w:i w:val="0"/>
-          <w:color w:val="0000FF"/>
-          <w:sz w:val="24"/>
-          <w:u w:val="single"/>
-        </w:rPr>
-        <w:hyperlink r:id="rId13" w:history="1">
+        <w:hyperlink r:id="rId12" w:history="1">
           <w:r>
             <w:rPr>
               <w:rStyle w:val="Hyperlink"/>
@@ -1488,7 +1451,7 @@
           <w:sz w:val="24"/>
           <w:u w:val="single"/>
         </w:rPr>
-        <w:hyperlink r:id="rId14" w:history="1">
+        <w:hyperlink r:id="rId13" w:history="1">
           <w:r>
             <w:rPr>
               <w:rStyle w:val="Hyperlink"/>
@@ -1506,7 +1469,7 @@
           <w:sz w:val="24"/>
           <w:u w:val="single"/>
         </w:rPr>
-        <w:hyperlink r:id="rId14" w:history="1">
+        <w:hyperlink r:id="rId13" w:history="1">
           <w:r>
             <w:rPr>
               <w:rStyle w:val="Hyperlink"/>
@@ -1524,7 +1487,7 @@
           <w:sz w:val="24"/>
           <w:u w:val="single"/>
         </w:rPr>
-        <w:hyperlink r:id="rId14" w:history="1">
+        <w:hyperlink r:id="rId13" w:history="1">
           <w:r>
             <w:rPr>
               <w:rStyle w:val="Hyperlink"/>
@@ -1615,7 +1578,7 @@
           <w:sz w:val="24"/>
           <w:u w:val="single"/>
         </w:rPr>
-        <w:hyperlink r:id="rId13" w:history="1">
+        <w:hyperlink r:id="rId14" w:history="1">
           <w:r>
             <w:rPr>
               <w:rStyle w:val="Hyperlink"/>
@@ -1633,7 +1596,7 @@
           <w:sz w:val="24"/>
           <w:u w:val="single"/>
         </w:rPr>
-        <w:hyperlink r:id="rId13" w:history="1">
+        <w:hyperlink r:id="rId14" w:history="1">
           <w:r>
             <w:rPr>
               <w:rStyle w:val="Hyperlink"/>
@@ -1651,7 +1614,7 @@
           <w:sz w:val="24"/>
           <w:u w:val="single"/>
         </w:rPr>
-        <w:hyperlink r:id="rId13" w:history="1">
+        <w:hyperlink r:id="rId14" w:history="1">
           <w:r>
             <w:rPr>
               <w:rStyle w:val="Hyperlink"/>
@@ -1669,7 +1632,7 @@
           <w:sz w:val="24"/>
           <w:u w:val="single"/>
         </w:rPr>
-        <w:hyperlink r:id="rId13" w:history="1">
+        <w:hyperlink r:id="rId14" w:history="1">
           <w:r>
             <w:rPr>
               <w:rStyle w:val="Hyperlink"/>
@@ -1687,7 +1650,7 @@
           <w:sz w:val="24"/>
           <w:u w:val="single"/>
         </w:rPr>
-        <w:hyperlink r:id="rId13" w:history="1">
+        <w:hyperlink r:id="rId14" w:history="1">
           <w:r>
             <w:rPr>
               <w:rStyle w:val="Hyperlink"/>
@@ -1705,7 +1668,7 @@
           <w:sz w:val="24"/>
           <w:u w:val="single"/>
         </w:rPr>
-        <w:hyperlink r:id="rId13" w:history="1">
+        <w:hyperlink r:id="rId14" w:history="1">
           <w:r>
             <w:rPr>
               <w:rStyle w:val="Hyperlink"/>
@@ -1723,7 +1686,7 @@
           <w:sz w:val="24"/>
           <w:u w:val="single"/>
         </w:rPr>
-        <w:hyperlink r:id="rId13" w:history="1">
+        <w:hyperlink r:id="rId14" w:history="1">
           <w:r>
             <w:rPr>
               <w:rStyle w:val="Hyperlink"/>
@@ -1741,7 +1704,7 @@
           <w:sz w:val="24"/>
           <w:u w:val="single"/>
         </w:rPr>
-        <w:hyperlink r:id="rId13" w:history="1">
+        <w:hyperlink r:id="rId14" w:history="1">
           <w:r>
             <w:rPr>
               <w:rStyle w:val="Hyperlink"/>
@@ -1941,7 +1904,50 @@
           <w:sz w:val="24"/>
           <w:u w:val="single"/>
         </w:rPr>
-        <w:t>museum-oudenbosch/</w:t>
+        <w:hyperlink r:id="rId15" w:history="1">
+          <w:r>
+            <w:rPr>
+              <w:rStyle w:val="Hyperlink"/>
+            </w:rPr>
+            <w:t>museum</w:t>
+          </w:r>
+        </w:hyperlink>
+      </w:r>
+      <w:r>
+        <w:rPr>
+          <w:rFonts w:ascii="Charis SIL Regular" w:hAnsi="Charis SIL Regular" w:eastAsia="Charis SIL Regular"/>
+          <w:b w:val="0"/>
+          <w:i w:val="0"/>
+          <w:color w:val="0000FF"/>
+          <w:sz w:val="24"/>
+          <w:u w:val="single"/>
+        </w:rPr>
+        <w:hyperlink r:id="rId15" w:history="1">
+          <w:r>
+            <w:rPr>
+              <w:rStyle w:val="Hyperlink"/>
+            </w:rPr>
+            <w:t>-</w:t>
+          </w:r>
+        </w:hyperlink>
+      </w:r>
+      <w:r>
+        <w:rPr>
+          <w:rFonts w:ascii="Charis SIL Regular" w:hAnsi="Charis SIL Regular" w:eastAsia="Charis SIL Regular"/>
+          <w:b w:val="0"/>
+          <w:i w:val="0"/>
+          <w:color w:val="0000FF"/>
+          <w:sz w:val="24"/>
+          <w:u w:val="single"/>
+        </w:rPr>
+        <w:hyperlink r:id="rId15" w:history="1">
+          <w:r>
+            <w:rPr>
+              <w:rStyle w:val="Hyperlink"/>
+            </w:rPr>
+            <w:t>oudenbosch/</w:t>
+          </w:r>
+        </w:hyperlink>
       </w:r>
     </w:p>
     <w:p>

--- a/EXPORTS/DOCX/published/niveau3/Dutch/MOudenbosch.docx
+++ b/EXPORTS/DOCX/published/niveau3/Dutch/MOudenbosch.docx
@@ -1902,52 +1902,8 @@
           <w:i w:val="0"/>
           <w:color w:val="0000FF"/>
           <w:sz w:val="24"/>
-          <w:u w:val="single"/>
         </w:rPr>
-        <w:hyperlink r:id="rId15" w:history="1">
-          <w:r>
-            <w:rPr>
-              <w:rStyle w:val="Hyperlink"/>
-            </w:rPr>
-            <w:t>museum</w:t>
-          </w:r>
-        </w:hyperlink>
-      </w:r>
-      <w:r>
-        <w:rPr>
-          <w:rFonts w:ascii="Charis SIL Regular" w:hAnsi="Charis SIL Regular" w:eastAsia="Charis SIL Regular"/>
-          <w:b w:val="0"/>
-          <w:i w:val="0"/>
-          <w:color w:val="0000FF"/>
-          <w:sz w:val="24"/>
-          <w:u w:val="single"/>
-        </w:rPr>
-        <w:hyperlink r:id="rId15" w:history="1">
-          <w:r>
-            <w:rPr>
-              <w:rStyle w:val="Hyperlink"/>
-            </w:rPr>
-            <w:t>-</w:t>
-          </w:r>
-        </w:hyperlink>
-      </w:r>
-      <w:r>
-        <w:rPr>
-          <w:rFonts w:ascii="Charis SIL Regular" w:hAnsi="Charis SIL Regular" w:eastAsia="Charis SIL Regular"/>
-          <w:b w:val="0"/>
-          <w:i w:val="0"/>
-          <w:color w:val="0000FF"/>
-          <w:sz w:val="24"/>
-          <w:u w:val="single"/>
-        </w:rPr>
-        <w:hyperlink r:id="rId15" w:history="1">
-          <w:r>
-            <w:rPr>
-              <w:rStyle w:val="Hyperlink"/>
-            </w:rPr>
-            <w:t>oudenbosch/</w:t>
-          </w:r>
-        </w:hyperlink>
+        <w:t>museum-oudenbosch/</w:t>
       </w:r>
     </w:p>
     <w:p>

--- a/EXPORTS/DOCX/published/niveau3/Dutch/MOudenbosch.docx
+++ b/EXPORTS/DOCX/published/niveau3/Dutch/MOudenbosch.docx
@@ -877,8 +877,16 @@
           <w:i w:val="0"/>
           <w:color w:val="0000FF"/>
           <w:sz w:val="24"/>
+          <w:u w:val="single"/>
         </w:rPr>
-        <w:t>Erfgoed Brab</w:t>
+        <w:hyperlink r:id="rId13" w:history="1">
+          <w:r>
+            <w:rPr>
+              <w:rStyle w:val="Hyperlink"/>
+            </w:rPr>
+            <w:t>Erfgoed</w:t>
+          </w:r>
+        </w:hyperlink>
       </w:r>
       <w:r>
         <w:rPr>
@@ -889,7 +897,36 @@
           <w:sz w:val="24"/>
           <w:u w:val="single"/>
         </w:rPr>
-        <w:hyperlink r:id="rId12" w:history="1">
+        <w:t xml:space="preserve"> </w:t>
+      </w:r>
+      <w:r>
+        <w:rPr>
+          <w:rFonts w:ascii="Charis SIL Regular" w:hAnsi="Charis SIL Regular" w:eastAsia="Charis SIL Regular"/>
+          <w:b w:val="0"/>
+          <w:i w:val="0"/>
+          <w:color w:val="0000FF"/>
+          <w:sz w:val="24"/>
+          <w:u w:val="single"/>
+        </w:rPr>
+        <w:hyperlink r:id="rId13" w:history="1">
+          <w:r>
+            <w:rPr>
+              <w:rStyle w:val="Hyperlink"/>
+            </w:rPr>
+            <w:t>Brab</w:t>
+          </w:r>
+        </w:hyperlink>
+      </w:r>
+      <w:r>
+        <w:rPr>
+          <w:rFonts w:ascii="Charis SIL Regular" w:hAnsi="Charis SIL Regular" w:eastAsia="Charis SIL Regular"/>
+          <w:b w:val="0"/>
+          <w:i w:val="0"/>
+          <w:color w:val="0000FF"/>
+          <w:sz w:val="24"/>
+          <w:u w:val="single"/>
+        </w:rPr>
+        <w:hyperlink r:id="rId13" w:history="1">
           <w:r>
             <w:rPr>
               <w:rStyle w:val="Hyperlink"/>
@@ -1451,7 +1488,7 @@
           <w:sz w:val="24"/>
           <w:u w:val="single"/>
         </w:rPr>
-        <w:hyperlink r:id="rId13" w:history="1">
+        <w:hyperlink r:id="rId14" w:history="1">
           <w:r>
             <w:rPr>
               <w:rStyle w:val="Hyperlink"/>
@@ -1469,7 +1506,7 @@
           <w:sz w:val="24"/>
           <w:u w:val="single"/>
         </w:rPr>
-        <w:hyperlink r:id="rId13" w:history="1">
+        <w:hyperlink r:id="rId14" w:history="1">
           <w:r>
             <w:rPr>
               <w:rStyle w:val="Hyperlink"/>
@@ -1487,7 +1524,7 @@
           <w:sz w:val="24"/>
           <w:u w:val="single"/>
         </w:rPr>
-        <w:hyperlink r:id="rId13" w:history="1">
+        <w:hyperlink r:id="rId14" w:history="1">
           <w:r>
             <w:rPr>
               <w:rStyle w:val="Hyperlink"/>
@@ -1578,7 +1615,7 @@
           <w:sz w:val="24"/>
           <w:u w:val="single"/>
         </w:rPr>
-        <w:hyperlink r:id="rId14" w:history="1">
+        <w:hyperlink r:id="rId13" w:history="1">
           <w:r>
             <w:rPr>
               <w:rStyle w:val="Hyperlink"/>
@@ -1596,7 +1633,7 @@
           <w:sz w:val="24"/>
           <w:u w:val="single"/>
         </w:rPr>
-        <w:hyperlink r:id="rId14" w:history="1">
+        <w:hyperlink r:id="rId13" w:history="1">
           <w:r>
             <w:rPr>
               <w:rStyle w:val="Hyperlink"/>
@@ -1614,7 +1651,7 @@
           <w:sz w:val="24"/>
           <w:u w:val="single"/>
         </w:rPr>
-        <w:hyperlink r:id="rId14" w:history="1">
+        <w:hyperlink r:id="rId13" w:history="1">
           <w:r>
             <w:rPr>
               <w:rStyle w:val="Hyperlink"/>
@@ -1632,7 +1669,7 @@
           <w:sz w:val="24"/>
           <w:u w:val="single"/>
         </w:rPr>
-        <w:hyperlink r:id="rId14" w:history="1">
+        <w:hyperlink r:id="rId13" w:history="1">
           <w:r>
             <w:rPr>
               <w:rStyle w:val="Hyperlink"/>
@@ -1650,7 +1687,7 @@
           <w:sz w:val="24"/>
           <w:u w:val="single"/>
         </w:rPr>
-        <w:hyperlink r:id="rId14" w:history="1">
+        <w:hyperlink r:id="rId13" w:history="1">
           <w:r>
             <w:rPr>
               <w:rStyle w:val="Hyperlink"/>
@@ -1668,7 +1705,7 @@
           <w:sz w:val="24"/>
           <w:u w:val="single"/>
         </w:rPr>
-        <w:hyperlink r:id="rId14" w:history="1">
+        <w:hyperlink r:id="rId13" w:history="1">
           <w:r>
             <w:rPr>
               <w:rStyle w:val="Hyperlink"/>
@@ -1686,7 +1723,7 @@
           <w:sz w:val="24"/>
           <w:u w:val="single"/>
         </w:rPr>
-        <w:hyperlink r:id="rId14" w:history="1">
+        <w:hyperlink r:id="rId13" w:history="1">
           <w:r>
             <w:rPr>
               <w:rStyle w:val="Hyperlink"/>
@@ -1704,7 +1741,7 @@
           <w:sz w:val="24"/>
           <w:u w:val="single"/>
         </w:rPr>
-        <w:hyperlink r:id="rId14" w:history="1">
+        <w:hyperlink r:id="rId13" w:history="1">
           <w:r>
             <w:rPr>
               <w:rStyle w:val="Hyperlink"/>
@@ -1902,8 +1939,52 @@
           <w:i w:val="0"/>
           <w:color w:val="0000FF"/>
           <w:sz w:val="24"/>
+          <w:u w:val="single"/>
         </w:rPr>
-        <w:t>museum-oudenbosch/</w:t>
+        <w:hyperlink r:id="rId15" w:history="1">
+          <w:r>
+            <w:rPr>
+              <w:rStyle w:val="Hyperlink"/>
+            </w:rPr>
+            <w:t>museum</w:t>
+          </w:r>
+        </w:hyperlink>
+      </w:r>
+      <w:r>
+        <w:rPr>
+          <w:rFonts w:ascii="Charis SIL Regular" w:hAnsi="Charis SIL Regular" w:eastAsia="Charis SIL Regular"/>
+          <w:b w:val="0"/>
+          <w:i w:val="0"/>
+          <w:color w:val="0000FF"/>
+          <w:sz w:val="24"/>
+          <w:u w:val="single"/>
+        </w:rPr>
+        <w:hyperlink r:id="rId15" w:history="1">
+          <w:r>
+            <w:rPr>
+              <w:rStyle w:val="Hyperlink"/>
+            </w:rPr>
+            <w:t>-</w:t>
+          </w:r>
+        </w:hyperlink>
+      </w:r>
+      <w:r>
+        <w:rPr>
+          <w:rFonts w:ascii="Charis SIL Regular" w:hAnsi="Charis SIL Regular" w:eastAsia="Charis SIL Regular"/>
+          <w:b w:val="0"/>
+          <w:i w:val="0"/>
+          <w:color w:val="0000FF"/>
+          <w:sz w:val="24"/>
+          <w:u w:val="single"/>
+        </w:rPr>
+        <w:hyperlink r:id="rId15" w:history="1">
+          <w:r>
+            <w:rPr>
+              <w:rStyle w:val="Hyperlink"/>
+            </w:rPr>
+            <w:t>oudenbosch/</w:t>
+          </w:r>
+        </w:hyperlink>
       </w:r>
     </w:p>
     <w:p>

--- a/EXPORTS/DOCX/published/niveau3/Dutch/MOudenbosch.docx
+++ b/EXPORTS/DOCX/published/niveau3/Dutch/MOudenbosch.docx
@@ -1939,52 +1939,8 @@
           <w:i w:val="0"/>
           <w:color w:val="0000FF"/>
           <w:sz w:val="24"/>
-          <w:u w:val="single"/>
         </w:rPr>
-        <w:hyperlink r:id="rId15" w:history="1">
-          <w:r>
-            <w:rPr>
-              <w:rStyle w:val="Hyperlink"/>
-            </w:rPr>
-            <w:t>museum</w:t>
-          </w:r>
-        </w:hyperlink>
-      </w:r>
-      <w:r>
-        <w:rPr>
-          <w:rFonts w:ascii="Charis SIL Regular" w:hAnsi="Charis SIL Regular" w:eastAsia="Charis SIL Regular"/>
-          <w:b w:val="0"/>
-          <w:i w:val="0"/>
-          <w:color w:val="0000FF"/>
-          <w:sz w:val="24"/>
-          <w:u w:val="single"/>
-        </w:rPr>
-        <w:hyperlink r:id="rId15" w:history="1">
-          <w:r>
-            <w:rPr>
-              <w:rStyle w:val="Hyperlink"/>
-            </w:rPr>
-            <w:t>-</w:t>
-          </w:r>
-        </w:hyperlink>
-      </w:r>
-      <w:r>
-        <w:rPr>
-          <w:rFonts w:ascii="Charis SIL Regular" w:hAnsi="Charis SIL Regular" w:eastAsia="Charis SIL Regular"/>
-          <w:b w:val="0"/>
-          <w:i w:val="0"/>
-          <w:color w:val="0000FF"/>
-          <w:sz w:val="24"/>
-          <w:u w:val="single"/>
-        </w:rPr>
-        <w:hyperlink r:id="rId15" w:history="1">
-          <w:r>
-            <w:rPr>
-              <w:rStyle w:val="Hyperlink"/>
-            </w:rPr>
-            <w:t>oudenbosch/</w:t>
-          </w:r>
-        </w:hyperlink>
+        <w:t>museum-oudenbosch/</w:t>
       </w:r>
     </w:p>
     <w:p>

--- a/EXPORTS/DOCX/published/niveau3/Dutch/MOudenbosch.docx
+++ b/EXPORTS/DOCX/published/niveau3/Dutch/MOudenbosch.docx
@@ -877,16 +877,8 @@
           <w:i w:val="0"/>
           <w:color w:val="0000FF"/>
           <w:sz w:val="24"/>
-          <w:u w:val="single"/>
         </w:rPr>
-        <w:hyperlink r:id="rId13" w:history="1">
-          <w:r>
-            <w:rPr>
-              <w:rStyle w:val="Hyperlink"/>
-            </w:rPr>
-            <w:t>Erfgoed</w:t>
-          </w:r>
-        </w:hyperlink>
+        <w:t>Erfgoed Brab</w:t>
       </w:r>
       <w:r>
         <w:rPr>
@@ -897,36 +889,7 @@
           <w:sz w:val="24"/>
           <w:u w:val="single"/>
         </w:rPr>
-        <w:t xml:space="preserve"> </w:t>
-      </w:r>
-      <w:r>
-        <w:rPr>
-          <w:rFonts w:ascii="Charis SIL Regular" w:hAnsi="Charis SIL Regular" w:eastAsia="Charis SIL Regular"/>
-          <w:b w:val="0"/>
-          <w:i w:val="0"/>
-          <w:color w:val="0000FF"/>
-          <w:sz w:val="24"/>
-          <w:u w:val="single"/>
-        </w:rPr>
-        <w:hyperlink r:id="rId13" w:history="1">
-          <w:r>
-            <w:rPr>
-              <w:rStyle w:val="Hyperlink"/>
-            </w:rPr>
-            <w:t>Brab</w:t>
-          </w:r>
-        </w:hyperlink>
-      </w:r>
-      <w:r>
-        <w:rPr>
-          <w:rFonts w:ascii="Charis SIL Regular" w:hAnsi="Charis SIL Regular" w:eastAsia="Charis SIL Regular"/>
-          <w:b w:val="0"/>
-          <w:i w:val="0"/>
-          <w:color w:val="0000FF"/>
-          <w:sz w:val="24"/>
-          <w:u w:val="single"/>
-        </w:rPr>
-        <w:hyperlink r:id="rId13" w:history="1">
+        <w:hyperlink r:id="rId12" w:history="1">
           <w:r>
             <w:rPr>
               <w:rStyle w:val="Hyperlink"/>
@@ -1488,7 +1451,7 @@
           <w:sz w:val="24"/>
           <w:u w:val="single"/>
         </w:rPr>
-        <w:hyperlink r:id="rId14" w:history="1">
+        <w:hyperlink r:id="rId13" w:history="1">
           <w:r>
             <w:rPr>
               <w:rStyle w:val="Hyperlink"/>
@@ -1506,7 +1469,7 @@
           <w:sz w:val="24"/>
           <w:u w:val="single"/>
         </w:rPr>
-        <w:hyperlink r:id="rId14" w:history="1">
+        <w:hyperlink r:id="rId13" w:history="1">
           <w:r>
             <w:rPr>
               <w:rStyle w:val="Hyperlink"/>
@@ -1524,7 +1487,7 @@
           <w:sz w:val="24"/>
           <w:u w:val="single"/>
         </w:rPr>
-        <w:hyperlink r:id="rId14" w:history="1">
+        <w:hyperlink r:id="rId13" w:history="1">
           <w:r>
             <w:rPr>
               <w:rStyle w:val="Hyperlink"/>
@@ -1615,7 +1578,7 @@
           <w:sz w:val="24"/>
           <w:u w:val="single"/>
         </w:rPr>
-        <w:hyperlink r:id="rId13" w:history="1">
+        <w:hyperlink r:id="rId14" w:history="1">
           <w:r>
             <w:rPr>
               <w:rStyle w:val="Hyperlink"/>
@@ -1633,7 +1596,7 @@
           <w:sz w:val="24"/>
           <w:u w:val="single"/>
         </w:rPr>
-        <w:hyperlink r:id="rId13" w:history="1">
+        <w:hyperlink r:id="rId14" w:history="1">
           <w:r>
             <w:rPr>
               <w:rStyle w:val="Hyperlink"/>
@@ -1651,7 +1614,7 @@
           <w:sz w:val="24"/>
           <w:u w:val="single"/>
         </w:rPr>
-        <w:hyperlink r:id="rId13" w:history="1">
+        <w:hyperlink r:id="rId14" w:history="1">
           <w:r>
             <w:rPr>
               <w:rStyle w:val="Hyperlink"/>
@@ -1669,7 +1632,7 @@
           <w:sz w:val="24"/>
           <w:u w:val="single"/>
         </w:rPr>
-        <w:hyperlink r:id="rId13" w:history="1">
+        <w:hyperlink r:id="rId14" w:history="1">
           <w:r>
             <w:rPr>
               <w:rStyle w:val="Hyperlink"/>
@@ -1687,7 +1650,7 @@
           <w:sz w:val="24"/>
           <w:u w:val="single"/>
         </w:rPr>
-        <w:hyperlink r:id="rId13" w:history="1">
+        <w:hyperlink r:id="rId14" w:history="1">
           <w:r>
             <w:rPr>
               <w:rStyle w:val="Hyperlink"/>
@@ -1705,7 +1668,7 @@
           <w:sz w:val="24"/>
           <w:u w:val="single"/>
         </w:rPr>
-        <w:hyperlink r:id="rId13" w:history="1">
+        <w:hyperlink r:id="rId14" w:history="1">
           <w:r>
             <w:rPr>
               <w:rStyle w:val="Hyperlink"/>
@@ -1723,7 +1686,7 @@
           <w:sz w:val="24"/>
           <w:u w:val="single"/>
         </w:rPr>
-        <w:hyperlink r:id="rId13" w:history="1">
+        <w:hyperlink r:id="rId14" w:history="1">
           <w:r>
             <w:rPr>
               <w:rStyle w:val="Hyperlink"/>
@@ -1741,7 +1704,7 @@
           <w:sz w:val="24"/>
           <w:u w:val="single"/>
         </w:rPr>
-        <w:hyperlink r:id="rId13" w:history="1">
+        <w:hyperlink r:id="rId14" w:history="1">
           <w:r>
             <w:rPr>
               <w:rStyle w:val="Hyperlink"/>
@@ -1939,8 +1902,52 @@
           <w:i w:val="0"/>
           <w:color w:val="0000FF"/>
           <w:sz w:val="24"/>
+          <w:u w:val="single"/>
         </w:rPr>
-        <w:t>museum-oudenbosch/</w:t>
+        <w:hyperlink r:id="rId15" w:history="1">
+          <w:r>
+            <w:rPr>
+              <w:rStyle w:val="Hyperlink"/>
+            </w:rPr>
+            <w:t>museum</w:t>
+          </w:r>
+        </w:hyperlink>
+      </w:r>
+      <w:r>
+        <w:rPr>
+          <w:rFonts w:ascii="Charis SIL Regular" w:hAnsi="Charis SIL Regular" w:eastAsia="Charis SIL Regular"/>
+          <w:b w:val="0"/>
+          <w:i w:val="0"/>
+          <w:color w:val="0000FF"/>
+          <w:sz w:val="24"/>
+          <w:u w:val="single"/>
+        </w:rPr>
+        <w:hyperlink r:id="rId15" w:history="1">
+          <w:r>
+            <w:rPr>
+              <w:rStyle w:val="Hyperlink"/>
+            </w:rPr>
+            <w:t>-</w:t>
+          </w:r>
+        </w:hyperlink>
+      </w:r>
+      <w:r>
+        <w:rPr>
+          <w:rFonts w:ascii="Charis SIL Regular" w:hAnsi="Charis SIL Regular" w:eastAsia="Charis SIL Regular"/>
+          <w:b w:val="0"/>
+          <w:i w:val="0"/>
+          <w:color w:val="0000FF"/>
+          <w:sz w:val="24"/>
+          <w:u w:val="single"/>
+        </w:rPr>
+        <w:hyperlink r:id="rId15" w:history="1">
+          <w:r>
+            <w:rPr>
+              <w:rStyle w:val="Hyperlink"/>
+            </w:rPr>
+            <w:t>oudenbosch/</w:t>
+          </w:r>
+        </w:hyperlink>
       </w:r>
     </w:p>
     <w:p>
